--- a/docs/CA002_project_proposal_timetable.docx
+++ b/docs/CA002_project_proposal_timetable.docx
@@ -13,7 +13,7 @@
           <w:b/>
           <w:i w:val="0"/>
           <w:color w:val="000000"/>
-          <w:sz w:val="36"/>
+          <w:sz w:val="32"/>
         </w:rPr>
         <w:t>โครงการพัฒนาระบบจัดการตารางสอนประจำสัปดาห์แบบประสานข้อมูลเรียลไทม์และสำรองข้อมูลผ่านระบบคลาวด์</w:t>
         <w:br/>
@@ -32,7 +32,7 @@
     <w:p/>
     <w:p>
       <w:pPr>
-        <w:spacing w:before="240" w:after="120" w:line="276" w:lineRule="auto"/>
+        <w:spacing w:before="200" w:after="80" w:line="276" w:lineRule="auto"/>
         <w:jc w:val="left"/>
       </w:pPr>
       <w:r>
@@ -40,8 +40,8 @@
           <w:rFonts w:ascii="TH Sarabun New" w:hAnsi="TH Sarabun New" w:eastAsia="TH Sarabun New"/>
           <w:b/>
           <w:i w:val="0"/>
-          <w:color w:val="1A2F4E"/>
-          <w:sz w:val="32"/>
+          <w:color w:val="000000"/>
+          <w:sz w:val="30"/>
         </w:rPr>
         <w:t>1. หลักการและเหตุผล</w:t>
       </w:r>
@@ -59,7 +59,7 @@
           <w:color w:val="000000"/>
           <w:sz w:val="30"/>
         </w:rPr>
-        <w:t>โรงเรียนทหารขนส่ง กรมการขนส่งทหารบก มีภารกิจหลักในการฝึกศึกษาและอบรมทหารกองประจำการ นายสิบนักเรียน และนายทหารนักเรียน ในหลายหลักสูตรพร้อมกันตลอดปีงบประมาณ การบริหารงานตารางสอนประจำสัปดาห์จึงเป็นฟันเฟืองชิ้นสำคัญในการประสานงานระหว่างกองการศึกษา แผนกวิชา และผู้สอน ซึ่งในปัจจุบัน ระบบการจัดทำตารางสอนยังเป็นแบบดั้งเดิม (ใช้วิธีพิมพ์กระดาษคำนวณ Excel หรือพิมพ์กระดาษแจกจ่าย) ทำให้เกิดความล่าช้าในการปรับเปลี่ยนข้อมูลเมื่อมีภารกิจเร่งด่วนของครูผู้สอน หรือเมื่อมีการเปลี่ยนแปลงห้องเรียนกะทันหัน ส่งผลให้เกิดความสับสน และการสะสมชั่วโมงการสอนของรายวิชาเกิดความคลาดเคลื่อน ส่งผลกระทบโดยตรงต่อคะแนนผลสัมฤทธิ์การประเมินและการประกันคุณภาพการฝึกอบรม</w:t>
+        <w:t>จากหลักสูตรการฝึกอบรมทางทหารของโรงเรียนทหารขนส่ง กรมการขนส่งทหารบก ซึ่งประกอบด้วยหลักสูตรทหารกองประจำการ นักเรียนนายสิบทหารขนส่ง และหลักสูตรการจัดหน่วยทหารขนส่ง รายวิชาการขนส่งด้วยรถยนต์ มีผู้เข้ารับการศึกษาหลายรุ่นพร้อมกัน การประสานงานตารางสอนประจำสัปดาห์ในปัจจุบันยังเป็นรูปแบบเดิมที่จัดทำข้อมูลผ่านกระดาษคำนวณ Excel หรือแผ่นกระดาษพิมพ์แจกจ่าย ซึ่งมีข้อจำกัดในการปรับปรุงแก้ไขกรณีที่มีงานเร่งด่วนของแผนกวิชาหรือครูผู้สอน ทำให้ข้อมูลเวลากับวิชาสลับกันเกิดความล่าช้าในการเผยแพร่ ส่งผลให้ชั่วโมงสอนสะสมคลาดเคลื่อนและเกิดตารางซ้ำซ้อนกันในหลายหลักสูตร ทำให้ผลสัมฤทธิ์การประเมินและคุณภาพศึกษาต่ำกว่าเปณฑ์</w:t>
       </w:r>
     </w:p>
     <w:p>
@@ -75,7 +75,7 @@
           <w:color w:val="000000"/>
           <w:sz w:val="30"/>
         </w:rPr>
-        <w:t>นอกจากนี้ ตามคู่มือการประกันคุณภาพการฝึกอบรมของกองทัพบก พ.ศ. 2566 – 2570 มาตรฐานที่ 1 ตัวชี้วัดที่ 2 ด้านการจัดการเรียนรู้ และมาตรฐานที่ 2 ตัวชี้วัดที่ 5 ด้านความรู้เทคโนโลยีสารสนเทศของครู/อาจารย์ ระบุถึงความสำคัญของการนำนวัตกรรมและเทคโนโลยีดิจิทัล มาประยุกต์ใช้เพื่อการบริหารจัดการศึกษา การใช้ตารางสอนรูปแบบเดิมจึงไม่สอดคล้องกับเกณฑ์การประกันคุณภาพฯ และยากต่อการสืบค้นข้อมูลย้อนหลัง รวมถึงการคำนวณชั่วโมงการสอนเพื่อทำเรื่องเบิกจ่ายค่าสอนตามระเบียบ</w:t>
+        <w:t>ปัญหาดังกล่าวไม่สอดคล้องกับคู่มือการประกันคุณภาพการฝึกอบรมของกองทัพบก พ.ศ. 2566 – 2570 มาตรฐานที่ 1 หลักสูตรและการจัดการฝึกอบรม ตัวชี้วัดที่ 2 ด้านการจัดการเรียนรู้แบบ Active Learning และมาตรฐานที่ 2 ตัวชี้วัดที่ 5 ด้านเทคโนโลยีสารสนเทศในการจัดการเรียนรู้ ดังนั้น กองการศึกษา รร.ขส.ขส.ทบ. จึงจำเป็นต้องมีการนำนวัตกรรมระบบจัดการตารางสอนประจำสัปดาห์แบบประสานข้อมูลเรียลไทม์มาประยุกต์ใช้งาน เพื่อให้การเข้าถึงตารางและสถิติสะสมชั่วโมงมีความถูกต้อง และสามารถดูตารางผ่านอุปกรณ์พกพาได้รวดเร็ว</w:t>
       </w:r>
     </w:p>
     <w:p>
@@ -91,12 +91,12 @@
           <w:color w:val="000000"/>
           <w:sz w:val="30"/>
         </w:rPr>
-        <w:t>เพื่อการพัฒนาประสิทธิภาพและแก้ปัญหาดังกล่าวอย่างถาวร โครงการนี้จึงเสนอแนวคิดการพัฒนาและใช้นวัตกรรม 'ระบบตารางสอนประจำสัปดาห์แบบเรียลไทม์' ซึ่งพัฒนาในรูปแบบ Single Page Application (SPA) ทำงานบนเทคโนโลยีคลาวด์และประสานข้อมูลแบบเรียลไทม์ (Real-Time Cloud Database) ช่วยให้ทุกเครื่องคอมพิวเตอร์และสมาร์ทโฟนของครูสอนและนักเรียนสามารถอัพเดทตารางเรียนที่เปลี่ยนแปลงได้ทันที อีกทั้งยังมีความปลอดภัยข้อมูลสูง จากการเข้ารหัสผ่านแบบ SHA-256 ช่วยยกระดับการบริหารและอำนวยความสะดวกในการศึกษาของโรงเรียนทหารขนส่งให้ก้าวหน้าอย่างเป็นรูปธรรม</w:t>
+        <w:t>โดยระบบนี้ได้พัฒนาในรูปแบบเว็บแอปพลิเคชัน Single Page Application (SPA) ทำงานบนเทคโนโลยีคลาวด์แบบ Serverless มีระบบจัดการความปลอดภัยข้อมูลที่เข้มงวดด้วยการเข้ารหัสผ่าน SHA-256 Hashing ก่อนบันทึก และการใช้ Database Secrets ในการเข้าถึงข้อมูล Firebase เพื่อรักษาความปลอดภัยข้อมูลส่วนบุคคลและข้อมูลของราชการทหารอย่างเป็นระบบ</w:t>
       </w:r>
     </w:p>
     <w:p>
       <w:pPr>
-        <w:spacing w:before="240" w:after="120" w:line="276" w:lineRule="auto"/>
+        <w:spacing w:before="200" w:after="80" w:line="276" w:lineRule="auto"/>
         <w:jc w:val="left"/>
       </w:pPr>
       <w:r>
@@ -104,8 +104,8 @@
           <w:rFonts w:ascii="TH Sarabun New" w:hAnsi="TH Sarabun New" w:eastAsia="TH Sarabun New"/>
           <w:b/>
           <w:i w:val="0"/>
-          <w:color w:val="1A2F4E"/>
-          <w:sz w:val="32"/>
+          <w:color w:val="000000"/>
+          <w:sz w:val="30"/>
         </w:rPr>
         <w:t>2. วัตถุประสงค์</w:t>
       </w:r>
@@ -123,7 +123,7 @@
           <w:color w:val="000000"/>
           <w:sz w:val="30"/>
         </w:rPr>
-        <w:t xml:space="preserve">   2.1 เพื่อพัฒนาและติดตั้งระบบการจัดตารางสอนประจำสัปดาห์แบบประสานข้อมูลเรียลไทม์ผ่านคลาวด์ ให้กับโรงเรียนทหารขนส่ง กรมการขนส่งทหารบก</w:t>
+        <w:t xml:space="preserve">   2.1 เพื่อพัฒนาและจัดทำระบบจัดการตารางสอนประจำสัปดาห์แบบประสานข้อมูลเรียลไทม์คลาวด์ โรงเรียนทหารขนส่ง กรมการขนส่งทหารบก</w:t>
       </w:r>
     </w:p>
     <w:p>
@@ -139,7 +139,7 @@
           <w:color w:val="000000"/>
           <w:sz w:val="30"/>
         </w:rPr>
-        <w:t xml:space="preserve">   2.2 เพื่อเพิ่มความแม่นยำในการคำนวณชั่วโมงเรียนสะสม และตัดปัญหาตารางสอน ครูสอน หรือห้องเรียนซ้ำซ้อนกันในสัปดาห์เรียน</w:t>
+        <w:t xml:space="preserve">   2.2 เพื่อยกระดับความถูกต้องของชั่วโมงเรียนสะสม และตัดปัญหาความซ้ำซ้อนตารางเรียนและครูผู้สอนชนกันของแต่ละหลักสูตร</w:t>
       </w:r>
     </w:p>
     <w:p>
@@ -155,12 +155,12 @@
           <w:color w:val="000000"/>
           <w:sz w:val="30"/>
         </w:rPr>
-        <w:t xml:space="preserve">   2.3 เพื่อยกระดับคะแนนผลการประกันคุณภาพการศึกษาตามมาตรฐานด้านความมั่นคงปลอดภัยข้อมูลและการประยุกต์ใช้เทคโนโลยีดิจิทัล</w:t>
+        <w:t xml:space="preserve">   2.3 เพื่อความปลอดภัยระบบบัญชีและรักษาข้อมูลส่วนบุคคลผู้ใช้ตามมาตรฐานความปลอดภัยทางไซเบอร์ของกองทัพบก</w:t>
       </w:r>
     </w:p>
     <w:p>
       <w:pPr>
-        <w:spacing w:before="240" w:after="120" w:line="276" w:lineRule="auto"/>
+        <w:spacing w:before="200" w:after="80" w:line="276" w:lineRule="auto"/>
         <w:jc w:val="left"/>
       </w:pPr>
       <w:r>
@@ -168,8 +168,8 @@
           <w:rFonts w:ascii="TH Sarabun New" w:hAnsi="TH Sarabun New" w:eastAsia="TH Sarabun New"/>
           <w:b/>
           <w:i w:val="0"/>
-          <w:color w:val="1A2F4E"/>
-          <w:sz w:val="32"/>
+          <w:color w:val="000000"/>
+          <w:sz w:val="30"/>
         </w:rPr>
         <w:t>3. เป้าหมาย</w:t>
       </w:r>
@@ -187,7 +187,7 @@
           <w:color w:val="000000"/>
           <w:sz w:val="30"/>
         </w:rPr>
-        <w:t xml:space="preserve">   3.1 เป้าหมายเชิงปริมาณ: กองการศึกษา รร.ขส.ขส.ทบ. สามารถใช้ระบบตารางสอนนี้บริหารจัดการเรียนการสอนครอบคลุมทุกหลักสูตรของโรงเรียนทหารขนส่ง (รองรับการทำตารางสอนพร้อมกันสูงสุด 10 หลักสูตร)</w:t>
+        <w:t xml:space="preserve">   3.1 เป้าหมายเชิงปริมาณ: กองการศึกษา รร.ขส.ขส.ทบ. สามารถใช้ระบบตารางสอนนี้บริหารจัดการเรียนการสอนครอบคลุมทุกหลักสูตรของโรงเรียนทหารขนส่ง (สูงสุด 10 หลักสูตร)</w:t>
       </w:r>
     </w:p>
     <w:p>
@@ -203,12 +203,12 @@
           <w:color w:val="000000"/>
           <w:sz w:val="30"/>
         </w:rPr>
-        <w:t xml:space="preserve">   3.2 เป้าหมายเชิงคุณภาพ: ความถูกต้องของข้อมูลชั่วโมงสอนสะสมและตำแหน่งตารางการสอนอยู่ในระดับร้อยละ 100 ปราศจากตารางซ้ำซ้อน และคะแนนความพึงพอใจโดยเฉลี่ยของผู้ใช้งานระบบอยู่ในเกณฑ์ดีมาก (มากกว่าร้อยละ 85)</w:t>
+        <w:t xml:space="preserve">   3.2 เป้าหมายเชิงคุณภาพ: ความถูกต้องของข้อมูลชั่วโมงเรียนสะสมและระบบตารางสอนปราศจากข้อมูลชนกันอยู่ในระดับร้อยละ 100 และความพึงพอใจของกำลังพลผู้ใช้ระบบเฉลี่ยอยู่ในเกณฑ์ดีมาก (มากกว่าร้อยละ 85)</w:t>
       </w:r>
     </w:p>
     <w:p>
       <w:pPr>
-        <w:spacing w:before="240" w:after="120" w:line="276" w:lineRule="auto"/>
+        <w:spacing w:before="200" w:after="80" w:line="276" w:lineRule="auto"/>
         <w:jc w:val="left"/>
       </w:pPr>
       <w:r>
@@ -216,18 +216,25 @@
           <w:rFonts w:ascii="TH Sarabun New" w:hAnsi="TH Sarabun New" w:eastAsia="TH Sarabun New"/>
           <w:b/>
           <w:i w:val="0"/>
-          <w:color w:val="1A2F4E"/>
-          <w:sz w:val="32"/>
+          <w:color w:val="000000"/>
+          <w:sz w:val="30"/>
         </w:rPr>
         <w:t>4. วิธีการดำเนินงาน</w:t>
       </w:r>
     </w:p>
     <w:tbl>
       <w:tblPr>
-        <w:tblStyle w:val="TableGrid"/>
         <w:tblW w:type="auto" w:w="0"/>
         <w:jc w:val="center"/>
         <w:tblLook w:firstColumn="1" w:firstRow="1" w:lastColumn="0" w:lastRow="0" w:noHBand="0" w:noVBand="1" w:val="04A0"/>
+        <w:tblBorders>
+          <w:top w:val="single" w:sz="4" w:space="0" w:color="000000"/>
+          <w:left w:val="single" w:sz="4" w:space="0" w:color="000000"/>
+          <w:bottom w:val="single" w:sz="4" w:space="0" w:color="000000"/>
+          <w:right w:val="single" w:sz="4" w:space="0" w:color="000000"/>
+          <w:insideH w:val="single" w:sz="4" w:space="0" w:color="000000"/>
+          <w:insideV w:val="single" w:sz="4" w:space="0" w:color="000000"/>
+        </w:tblBorders>
       </w:tblPr>
       <w:tblGrid>
         <w:gridCol w:w="2268"/>
@@ -239,7 +246,6 @@
         <w:tc>
           <w:tcPr>
             <w:tcW w:type="dxa" w:w="2268"/>
-            <w:shd w:val="clear" w:color="auto" w:fill="1A2F4E"/>
           </w:tcPr>
           <w:p>
             <w:pPr>
@@ -250,8 +256,8 @@
                 <w:rFonts w:ascii="TH Sarabun New" w:hAnsi="TH Sarabun New" w:eastAsia="TH Sarabun New"/>
                 <w:b/>
                 <w:i w:val="0"/>
-                <w:color w:val="FFFFFF"/>
-                <w:sz w:val="24"/>
+                <w:color w:val="000000"/>
+                <w:sz w:val="26"/>
               </w:rPr>
               <w:t>ลำดับ</w:t>
             </w:r>
@@ -260,7 +266,6 @@
         <w:tc>
           <w:tcPr>
             <w:tcW w:type="dxa" w:w="2268"/>
-            <w:shd w:val="clear" w:color="auto" w:fill="1A2F4E"/>
           </w:tcPr>
           <w:p>
             <w:pPr>
@@ -271,8 +276,8 @@
                 <w:rFonts w:ascii="TH Sarabun New" w:hAnsi="TH Sarabun New" w:eastAsia="TH Sarabun New"/>
                 <w:b/>
                 <w:i w:val="0"/>
-                <w:color w:val="FFFFFF"/>
-                <w:sz w:val="24"/>
+                <w:color w:val="000000"/>
+                <w:sz w:val="26"/>
               </w:rPr>
               <w:t>กิจกรรม/ขั้นตอนการดำเนินงาน</w:t>
             </w:r>
@@ -281,7 +286,6 @@
         <w:tc>
           <w:tcPr>
             <w:tcW w:type="dxa" w:w="2268"/>
-            <w:shd w:val="clear" w:color="auto" w:fill="1A2F4E"/>
           </w:tcPr>
           <w:p>
             <w:pPr>
@@ -292,8 +296,8 @@
                 <w:rFonts w:ascii="TH Sarabun New" w:hAnsi="TH Sarabun New" w:eastAsia="TH Sarabun New"/>
                 <w:b/>
                 <w:i w:val="0"/>
-                <w:color w:val="FFFFFF"/>
-                <w:sz w:val="24"/>
+                <w:color w:val="000000"/>
+                <w:sz w:val="26"/>
               </w:rPr>
               <w:t>ระยะเวลาเริ่มต้น</w:t>
             </w:r>
@@ -302,7 +306,6 @@
         <w:tc>
           <w:tcPr>
             <w:tcW w:type="dxa" w:w="2268"/>
-            <w:shd w:val="clear" w:color="auto" w:fill="1A2F4E"/>
           </w:tcPr>
           <w:p>
             <w:pPr>
@@ -313,8 +316,8 @@
                 <w:rFonts w:ascii="TH Sarabun New" w:hAnsi="TH Sarabun New" w:eastAsia="TH Sarabun New"/>
                 <w:b/>
                 <w:i w:val="0"/>
-                <w:color w:val="FFFFFF"/>
-                <w:sz w:val="24"/>
+                <w:color w:val="000000"/>
+                <w:sz w:val="26"/>
               </w:rPr>
               <w:t>ระยะเวลาสิ้นสุด</w:t>
             </w:r>
@@ -325,11 +328,10 @@
         <w:tc>
           <w:tcPr>
             <w:tcW w:type="dxa" w:w="2268"/>
-            <w:shd w:val="clear" w:color="auto" w:fill="F4F6F9"/>
           </w:tcPr>
           <w:p>
             <w:pPr>
-              <w:spacing w:before="80" w:after="80"/>
+              <w:spacing w:before="60" w:after="60"/>
               <w:jc w:val="center"/>
             </w:pPr>
             <w:r>
@@ -338,7 +340,7 @@
                 <w:b w:val="0"/>
                 <w:i w:val="0"/>
                 <w:color w:val="000000"/>
-                <w:sz w:val="24"/>
+                <w:sz w:val="26"/>
               </w:rPr>
               <w:t>1</w:t>
             </w:r>
@@ -347,11 +349,10 @@
         <w:tc>
           <w:tcPr>
             <w:tcW w:type="dxa" w:w="2268"/>
-            <w:shd w:val="clear" w:color="auto" w:fill="F4F6F9"/>
           </w:tcPr>
           <w:p>
             <w:pPr>
-              <w:spacing w:before="80" w:after="80"/>
+              <w:spacing w:before="60" w:after="60"/>
               <w:jc w:val="left"/>
             </w:pPr>
             <w:r>
@@ -360,7 +361,7 @@
                 <w:b w:val="0"/>
                 <w:i w:val="0"/>
                 <w:color w:val="000000"/>
-                <w:sz w:val="24"/>
+                <w:sz w:val="26"/>
               </w:rPr>
               <w:t>ศึกษารวบรวมข้อมูลปัญหาตารางเรียนและหลักเกณฑ์การประกันคุณภาพฯ</w:t>
             </w:r>
@@ -369,11 +370,10 @@
         <w:tc>
           <w:tcPr>
             <w:tcW w:type="dxa" w:w="2268"/>
-            <w:shd w:val="clear" w:color="auto" w:fill="F4F6F9"/>
           </w:tcPr>
           <w:p>
             <w:pPr>
-              <w:spacing w:before="80" w:after="80"/>
+              <w:spacing w:before="60" w:after="60"/>
               <w:jc w:val="center"/>
             </w:pPr>
             <w:r>
@@ -382,7 +382,7 @@
                 <w:b w:val="0"/>
                 <w:i w:val="0"/>
                 <w:color w:val="000000"/>
-                <w:sz w:val="24"/>
+                <w:sz w:val="26"/>
               </w:rPr>
               <w:t>มกราคม 2567</w:t>
             </w:r>
@@ -391,11 +391,10 @@
         <w:tc>
           <w:tcPr>
             <w:tcW w:type="dxa" w:w="2268"/>
-            <w:shd w:val="clear" w:color="auto" w:fill="F4F6F9"/>
           </w:tcPr>
           <w:p>
             <w:pPr>
-              <w:spacing w:before="80" w:after="80"/>
+              <w:spacing w:before="60" w:after="60"/>
               <w:jc w:val="center"/>
             </w:pPr>
             <w:r>
@@ -404,7 +403,7 @@
                 <w:b w:val="0"/>
                 <w:i w:val="0"/>
                 <w:color w:val="000000"/>
-                <w:sz w:val="24"/>
+                <w:sz w:val="26"/>
               </w:rPr>
               <w:t>กุมภาพันธ์ 2567</w:t>
             </w:r>
@@ -415,11 +414,10 @@
         <w:tc>
           <w:tcPr>
             <w:tcW w:type="dxa" w:w="2268"/>
-            <w:shd w:val="clear" w:color="auto" w:fill="FFFFFF"/>
           </w:tcPr>
           <w:p>
             <w:pPr>
-              <w:spacing w:before="80" w:after="80"/>
+              <w:spacing w:before="60" w:after="60"/>
               <w:jc w:val="center"/>
             </w:pPr>
             <w:r>
@@ -428,7 +426,7 @@
                 <w:b w:val="0"/>
                 <w:i w:val="0"/>
                 <w:color w:val="000000"/>
-                <w:sz w:val="24"/>
+                <w:sz w:val="26"/>
               </w:rPr>
               <w:t>2</w:t>
             </w:r>
@@ -437,11 +435,10 @@
         <w:tc>
           <w:tcPr>
             <w:tcW w:type="dxa" w:w="2268"/>
-            <w:shd w:val="clear" w:color="auto" w:fill="FFFFFF"/>
           </w:tcPr>
           <w:p>
             <w:pPr>
-              <w:spacing w:before="80" w:after="80"/>
+              <w:spacing w:before="60" w:after="60"/>
               <w:jc w:val="left"/>
             </w:pPr>
             <w:r>
@@ -450,7 +447,7 @@
                 <w:b w:val="0"/>
                 <w:i w:val="0"/>
                 <w:color w:val="000000"/>
-                <w:sz w:val="24"/>
+                <w:sz w:val="26"/>
               </w:rPr>
               <w:t>ออกแบบเค้าโครงระบบ ซอฟต์แวร์ และฐานข้อมูลบน Firebase RTDB</w:t>
             </w:r>
@@ -459,11 +456,10 @@
         <w:tc>
           <w:tcPr>
             <w:tcW w:type="dxa" w:w="2268"/>
-            <w:shd w:val="clear" w:color="auto" w:fill="FFFFFF"/>
           </w:tcPr>
           <w:p>
             <w:pPr>
-              <w:spacing w:before="80" w:after="80"/>
+              <w:spacing w:before="60" w:after="60"/>
               <w:jc w:val="center"/>
             </w:pPr>
             <w:r>
@@ -472,7 +468,7 @@
                 <w:b w:val="0"/>
                 <w:i w:val="0"/>
                 <w:color w:val="000000"/>
-                <w:sz w:val="24"/>
+                <w:sz w:val="26"/>
               </w:rPr>
               <w:t>มีนาคม 2567</w:t>
             </w:r>
@@ -481,11 +477,10 @@
         <w:tc>
           <w:tcPr>
             <w:tcW w:type="dxa" w:w="2268"/>
-            <w:shd w:val="clear" w:color="auto" w:fill="FFFFFF"/>
           </w:tcPr>
           <w:p>
             <w:pPr>
-              <w:spacing w:before="80" w:after="80"/>
+              <w:spacing w:before="60" w:after="60"/>
               <w:jc w:val="center"/>
             </w:pPr>
             <w:r>
@@ -494,7 +489,7 @@
                 <w:b w:val="0"/>
                 <w:i w:val="0"/>
                 <w:color w:val="000000"/>
-                <w:sz w:val="24"/>
+                <w:sz w:val="26"/>
               </w:rPr>
               <w:t>มีนาคม 2567</w:t>
             </w:r>
@@ -505,11 +500,10 @@
         <w:tc>
           <w:tcPr>
             <w:tcW w:type="dxa" w:w="2268"/>
-            <w:shd w:val="clear" w:color="auto" w:fill="F4F6F9"/>
           </w:tcPr>
           <w:p>
             <w:pPr>
-              <w:spacing w:before="80" w:after="80"/>
+              <w:spacing w:before="60" w:after="60"/>
               <w:jc w:val="center"/>
             </w:pPr>
             <w:r>
@@ -518,7 +512,7 @@
                 <w:b w:val="0"/>
                 <w:i w:val="0"/>
                 <w:color w:val="000000"/>
-                <w:sz w:val="24"/>
+                <w:sz w:val="26"/>
               </w:rPr>
               <w:t>3</w:t>
             </w:r>
@@ -527,11 +521,10 @@
         <w:tc>
           <w:tcPr>
             <w:tcW w:type="dxa" w:w="2268"/>
-            <w:shd w:val="clear" w:color="auto" w:fill="F4F6F9"/>
           </w:tcPr>
           <w:p>
             <w:pPr>
-              <w:spacing w:before="80" w:after="80"/>
+              <w:spacing w:before="60" w:after="60"/>
               <w:jc w:val="left"/>
             </w:pPr>
             <w:r>
@@ -540,7 +533,7 @@
                 <w:b w:val="0"/>
                 <w:i w:val="0"/>
                 <w:color w:val="000000"/>
-                <w:sz w:val="24"/>
+                <w:sz w:val="26"/>
               </w:rPr>
               <w:t>พัฒนาเว็บแอปพลิเคชันเวอร์ชันแรก และระบบความปลอดภัย (SHA-256 Hashing)</w:t>
             </w:r>
@@ -549,11 +542,10 @@
         <w:tc>
           <w:tcPr>
             <w:tcW w:type="dxa" w:w="2268"/>
-            <w:shd w:val="clear" w:color="auto" w:fill="F4F6F9"/>
           </w:tcPr>
           <w:p>
             <w:pPr>
-              <w:spacing w:before="80" w:after="80"/>
+              <w:spacing w:before="60" w:after="60"/>
               <w:jc w:val="center"/>
             </w:pPr>
             <w:r>
@@ -562,7 +554,7 @@
                 <w:b w:val="0"/>
                 <w:i w:val="0"/>
                 <w:color w:val="000000"/>
-                <w:sz w:val="24"/>
+                <w:sz w:val="26"/>
               </w:rPr>
               <w:t>เมษายน 2567</w:t>
             </w:r>
@@ -571,11 +563,10 @@
         <w:tc>
           <w:tcPr>
             <w:tcW w:type="dxa" w:w="2268"/>
-            <w:shd w:val="clear" w:color="auto" w:fill="F4F6F9"/>
           </w:tcPr>
           <w:p>
             <w:pPr>
-              <w:spacing w:before="80" w:after="80"/>
+              <w:spacing w:before="60" w:after="60"/>
               <w:jc w:val="center"/>
             </w:pPr>
             <w:r>
@@ -584,7 +575,7 @@
                 <w:b w:val="0"/>
                 <w:i w:val="0"/>
                 <w:color w:val="000000"/>
-                <w:sz w:val="24"/>
+                <w:sz w:val="26"/>
               </w:rPr>
               <w:t>พฤษภาคม 2567</w:t>
             </w:r>
@@ -595,11 +586,10 @@
         <w:tc>
           <w:tcPr>
             <w:tcW w:type="dxa" w:w="2268"/>
-            <w:shd w:val="clear" w:color="auto" w:fill="FFFFFF"/>
           </w:tcPr>
           <w:p>
             <w:pPr>
-              <w:spacing w:before="80" w:after="80"/>
+              <w:spacing w:before="60" w:after="60"/>
               <w:jc w:val="center"/>
             </w:pPr>
             <w:r>
@@ -608,7 +598,7 @@
                 <w:b w:val="0"/>
                 <w:i w:val="0"/>
                 <w:color w:val="000000"/>
-                <w:sz w:val="24"/>
+                <w:sz w:val="26"/>
               </w:rPr>
               <w:t>4</w:t>
             </w:r>
@@ -617,11 +607,10 @@
         <w:tc>
           <w:tcPr>
             <w:tcW w:type="dxa" w:w="2268"/>
-            <w:shd w:val="clear" w:color="auto" w:fill="FFFFFF"/>
           </w:tcPr>
           <w:p>
             <w:pPr>
-              <w:spacing w:before="80" w:after="80"/>
+              <w:spacing w:before="60" w:after="60"/>
               <w:jc w:val="left"/>
             </w:pPr>
             <w:r>
@@ -630,7 +619,7 @@
                 <w:b w:val="0"/>
                 <w:i w:val="0"/>
                 <w:color w:val="000000"/>
-                <w:sz w:val="24"/>
+                <w:sz w:val="26"/>
               </w:rPr>
               <w:t>ทดลองใช้งานและตรวจสอบความปลอดภัยการเข้าถึง (Security rules / Secret)</w:t>
             </w:r>
@@ -639,11 +628,10 @@
         <w:tc>
           <w:tcPr>
             <w:tcW w:type="dxa" w:w="2268"/>
-            <w:shd w:val="clear" w:color="auto" w:fill="FFFFFF"/>
           </w:tcPr>
           <w:p>
             <w:pPr>
-              <w:spacing w:before="80" w:after="80"/>
+              <w:spacing w:before="60" w:after="60"/>
               <w:jc w:val="center"/>
             </w:pPr>
             <w:r>
@@ -652,7 +640,7 @@
                 <w:b w:val="0"/>
                 <w:i w:val="0"/>
                 <w:color w:val="000000"/>
-                <w:sz w:val="24"/>
+                <w:sz w:val="26"/>
               </w:rPr>
               <w:t>มิถุนายน 2567</w:t>
             </w:r>
@@ -661,11 +649,10 @@
         <w:tc>
           <w:tcPr>
             <w:tcW w:type="dxa" w:w="2268"/>
-            <w:shd w:val="clear" w:color="auto" w:fill="FFFFFF"/>
           </w:tcPr>
           <w:p>
             <w:pPr>
-              <w:spacing w:before="80" w:after="80"/>
+              <w:spacing w:before="60" w:after="60"/>
               <w:jc w:val="center"/>
             </w:pPr>
             <w:r>
@@ -674,7 +661,7 @@
                 <w:b w:val="0"/>
                 <w:i w:val="0"/>
                 <w:color w:val="000000"/>
-                <w:sz w:val="24"/>
+                <w:sz w:val="26"/>
               </w:rPr>
               <w:t>มิถุนายน 2567</w:t>
             </w:r>
@@ -685,11 +672,10 @@
         <w:tc>
           <w:tcPr>
             <w:tcW w:type="dxa" w:w="2268"/>
-            <w:shd w:val="clear" w:color="auto" w:fill="F4F6F9"/>
           </w:tcPr>
           <w:p>
             <w:pPr>
-              <w:spacing w:before="80" w:after="80"/>
+              <w:spacing w:before="60" w:after="60"/>
               <w:jc w:val="center"/>
             </w:pPr>
             <w:r>
@@ -698,7 +684,7 @@
                 <w:b w:val="0"/>
                 <w:i w:val="0"/>
                 <w:color w:val="000000"/>
-                <w:sz w:val="24"/>
+                <w:sz w:val="26"/>
               </w:rPr>
               <w:t>5</w:t>
             </w:r>
@@ -707,11 +693,10 @@
         <w:tc>
           <w:tcPr>
             <w:tcW w:type="dxa" w:w="2268"/>
-            <w:shd w:val="clear" w:color="auto" w:fill="F4F6F9"/>
           </w:tcPr>
           <w:p>
             <w:pPr>
-              <w:spacing w:before="80" w:after="80"/>
+              <w:spacing w:before="60" w:after="60"/>
               <w:jc w:val="left"/>
             </w:pPr>
             <w:r>
@@ -720,7 +705,7 @@
                 <w:b w:val="0"/>
                 <w:i w:val="0"/>
                 <w:color w:val="000000"/>
-                <w:sz w:val="24"/>
+                <w:sz w:val="26"/>
               </w:rPr>
               <w:t>ติดตั้งใช้งานจริง ณ กองการศึกษา รร.ขส.ขส.ทบ. และสอนผู้ใช้งานหลัก</w:t>
             </w:r>
@@ -729,11 +714,10 @@
         <w:tc>
           <w:tcPr>
             <w:tcW w:type="dxa" w:w="2268"/>
-            <w:shd w:val="clear" w:color="auto" w:fill="F4F6F9"/>
           </w:tcPr>
           <w:p>
             <w:pPr>
-              <w:spacing w:before="80" w:after="80"/>
+              <w:spacing w:before="60" w:after="60"/>
               <w:jc w:val="center"/>
             </w:pPr>
             <w:r>
@@ -742,7 +726,7 @@
                 <w:b w:val="0"/>
                 <w:i w:val="0"/>
                 <w:color w:val="000000"/>
-                <w:sz w:val="24"/>
+                <w:sz w:val="26"/>
               </w:rPr>
               <w:t>กรกฎาคม 2567</w:t>
             </w:r>
@@ -751,11 +735,10 @@
         <w:tc>
           <w:tcPr>
             <w:tcW w:type="dxa" w:w="2268"/>
-            <w:shd w:val="clear" w:color="auto" w:fill="F4F6F9"/>
           </w:tcPr>
           <w:p>
             <w:pPr>
-              <w:spacing w:before="80" w:after="80"/>
+              <w:spacing w:before="60" w:after="60"/>
               <w:jc w:val="center"/>
             </w:pPr>
             <w:r>
@@ -764,7 +747,7 @@
                 <w:b w:val="0"/>
                 <w:i w:val="0"/>
                 <w:color w:val="000000"/>
-                <w:sz w:val="24"/>
+                <w:sz w:val="26"/>
               </w:rPr>
               <w:t>กรกฎาคม 2567</w:t>
             </w:r>
@@ -775,11 +758,10 @@
         <w:tc>
           <w:tcPr>
             <w:tcW w:type="dxa" w:w="2268"/>
-            <w:shd w:val="clear" w:color="auto" w:fill="FFFFFF"/>
           </w:tcPr>
           <w:p>
             <w:pPr>
-              <w:spacing w:before="80" w:after="80"/>
+              <w:spacing w:before="60" w:after="60"/>
               <w:jc w:val="center"/>
             </w:pPr>
             <w:r>
@@ -788,7 +770,7 @@
                 <w:b w:val="0"/>
                 <w:i w:val="0"/>
                 <w:color w:val="000000"/>
-                <w:sz w:val="24"/>
+                <w:sz w:val="26"/>
               </w:rPr>
               <w:t>6</w:t>
             </w:r>
@@ -797,11 +779,10 @@
         <w:tc>
           <w:tcPr>
             <w:tcW w:type="dxa" w:w="2268"/>
-            <w:shd w:val="clear" w:color="auto" w:fill="FFFFFF"/>
           </w:tcPr>
           <w:p>
             <w:pPr>
-              <w:spacing w:before="80" w:after="80"/>
+              <w:spacing w:before="60" w:after="60"/>
               <w:jc w:val="left"/>
             </w:pPr>
             <w:r>
@@ -810,7 +791,7 @@
                 <w:b w:val="0"/>
                 <w:i w:val="0"/>
                 <w:color w:val="000000"/>
-                <w:sz w:val="24"/>
+                <w:sz w:val="26"/>
               </w:rPr>
               <w:t>ประเมินผลสัมฤทธิ์และความพึงพอใจการใช้ระบบผ่านแบบสอบถาม</w:t>
             </w:r>
@@ -819,11 +800,10 @@
         <w:tc>
           <w:tcPr>
             <w:tcW w:type="dxa" w:w="2268"/>
-            <w:shd w:val="clear" w:color="auto" w:fill="FFFFFF"/>
           </w:tcPr>
           <w:p>
             <w:pPr>
-              <w:spacing w:before="80" w:after="80"/>
+              <w:spacing w:before="60" w:after="60"/>
               <w:jc w:val="center"/>
             </w:pPr>
             <w:r>
@@ -832,7 +812,7 @@
                 <w:b w:val="0"/>
                 <w:i w:val="0"/>
                 <w:color w:val="000000"/>
-                <w:sz w:val="24"/>
+                <w:sz w:val="26"/>
               </w:rPr>
               <w:t>สิงหาคม 2567</w:t>
             </w:r>
@@ -841,11 +821,10 @@
         <w:tc>
           <w:tcPr>
             <w:tcW w:type="dxa" w:w="2268"/>
-            <w:shd w:val="clear" w:color="auto" w:fill="FFFFFF"/>
           </w:tcPr>
           <w:p>
             <w:pPr>
-              <w:spacing w:before="80" w:after="80"/>
+              <w:spacing w:before="60" w:after="60"/>
               <w:jc w:val="center"/>
             </w:pPr>
             <w:r>
@@ -854,7 +833,7 @@
                 <w:b w:val="0"/>
                 <w:i w:val="0"/>
                 <w:color w:val="000000"/>
-                <w:sz w:val="24"/>
+                <w:sz w:val="26"/>
               </w:rPr>
               <w:t>สิงหาคม 2567</w:t>
             </w:r>
@@ -865,11 +844,10 @@
         <w:tc>
           <w:tcPr>
             <w:tcW w:type="dxa" w:w="2268"/>
-            <w:shd w:val="clear" w:color="auto" w:fill="F4F6F9"/>
           </w:tcPr>
           <w:p>
             <w:pPr>
-              <w:spacing w:before="80" w:after="80"/>
+              <w:spacing w:before="60" w:after="60"/>
               <w:jc w:val="center"/>
             </w:pPr>
             <w:r>
@@ -878,7 +856,7 @@
                 <w:b w:val="0"/>
                 <w:i w:val="0"/>
                 <w:color w:val="000000"/>
-                <w:sz w:val="24"/>
+                <w:sz w:val="26"/>
               </w:rPr>
               <w:t>7</w:t>
             </w:r>
@@ -887,11 +865,10 @@
         <w:tc>
           <w:tcPr>
             <w:tcW w:type="dxa" w:w="2268"/>
-            <w:shd w:val="clear" w:color="auto" w:fill="F4F6F9"/>
           </w:tcPr>
           <w:p>
             <w:pPr>
-              <w:spacing w:before="80" w:after="80"/>
+              <w:spacing w:before="60" w:after="60"/>
               <w:jc w:val="left"/>
             </w:pPr>
             <w:r>
@@ -900,7 +877,7 @@
                 <w:b w:val="0"/>
                 <w:i w:val="0"/>
                 <w:color w:val="000000"/>
-                <w:sz w:val="24"/>
+                <w:sz w:val="26"/>
               </w:rPr>
               <w:t>สรุปรายงานและเสนอผลโครงการแก่ผู้บังคับบัญชาตามลำดับชั้น</w:t>
             </w:r>
@@ -909,11 +886,10 @@
         <w:tc>
           <w:tcPr>
             <w:tcW w:type="dxa" w:w="2268"/>
-            <w:shd w:val="clear" w:color="auto" w:fill="F4F6F9"/>
           </w:tcPr>
           <w:p>
             <w:pPr>
-              <w:spacing w:before="80" w:after="80"/>
+              <w:spacing w:before="60" w:after="60"/>
               <w:jc w:val="center"/>
             </w:pPr>
             <w:r>
@@ -922,7 +898,7 @@
                 <w:b w:val="0"/>
                 <w:i w:val="0"/>
                 <w:color w:val="000000"/>
-                <w:sz w:val="24"/>
+                <w:sz w:val="26"/>
               </w:rPr>
               <w:t>กันยายน 2567</w:t>
             </w:r>
@@ -931,11 +907,10 @@
         <w:tc>
           <w:tcPr>
             <w:tcW w:type="dxa" w:w="2268"/>
-            <w:shd w:val="clear" w:color="auto" w:fill="F4F6F9"/>
           </w:tcPr>
           <w:p>
             <w:pPr>
-              <w:spacing w:before="80" w:after="80"/>
+              <w:spacing w:before="60" w:after="60"/>
               <w:jc w:val="center"/>
             </w:pPr>
             <w:r>
@@ -944,7 +919,7 @@
                 <w:b w:val="0"/>
                 <w:i w:val="0"/>
                 <w:color w:val="000000"/>
-                <w:sz w:val="24"/>
+                <w:sz w:val="26"/>
               </w:rPr>
               <w:t>กันยายน 2567</w:t>
             </w:r>
@@ -955,7 +930,7 @@
     <w:p/>
     <w:p>
       <w:pPr>
-        <w:spacing w:before="240" w:after="120" w:line="276" w:lineRule="auto"/>
+        <w:spacing w:before="200" w:after="80" w:line="276" w:lineRule="auto"/>
         <w:jc w:val="left"/>
       </w:pPr>
       <w:r>
@@ -963,8 +938,8 @@
           <w:rFonts w:ascii="TH Sarabun New" w:hAnsi="TH Sarabun New" w:eastAsia="TH Sarabun New"/>
           <w:b/>
           <w:i w:val="0"/>
-          <w:color w:val="1A2F4E"/>
-          <w:sz w:val="32"/>
+          <w:color w:val="000000"/>
+          <w:sz w:val="30"/>
         </w:rPr>
         <w:t>5. ระยะเวลาการดำเนินโครงการ</w:t>
       </w:r>
@@ -987,7 +962,7 @@
     </w:p>
     <w:p>
       <w:pPr>
-        <w:spacing w:before="240" w:after="120" w:line="276" w:lineRule="auto"/>
+        <w:spacing w:before="200" w:after="80" w:line="276" w:lineRule="auto"/>
         <w:jc w:val="left"/>
       </w:pPr>
       <w:r>
@@ -995,8 +970,8 @@
           <w:rFonts w:ascii="TH Sarabun New" w:hAnsi="TH Sarabun New" w:eastAsia="TH Sarabun New"/>
           <w:b/>
           <w:i w:val="0"/>
-          <w:color w:val="1A2F4E"/>
-          <w:sz w:val="32"/>
+          <w:color w:val="000000"/>
+          <w:sz w:val="30"/>
         </w:rPr>
         <w:t>6. งบประมาณ</w:t>
       </w:r>
@@ -1014,15 +989,22 @@
           <w:color w:val="000000"/>
           <w:sz w:val="30"/>
         </w:rPr>
-        <w:t xml:space="preserve">   งบประมาณการจัดสร้างและพัฒนาระบบ (โดยจัดสรรจากงบประมาณสนับสนุนการวิจัยศึกษาของหน่วยงาน):</w:t>
+        <w:t xml:space="preserve">   งบประมาณการจัดสร้างและพัฒนาระบบ (จัดสรรจากงบประมาณวิจัยศึกษาของหน่วยงาน):</w:t>
       </w:r>
     </w:p>
     <w:tbl>
       <w:tblPr>
-        <w:tblStyle w:val="TableGrid"/>
         <w:tblW w:type="auto" w:w="0"/>
         <w:jc w:val="center"/>
         <w:tblLook w:firstColumn="1" w:firstRow="1" w:lastColumn="0" w:lastRow="0" w:noHBand="0" w:noVBand="1" w:val="04A0"/>
+        <w:tblBorders>
+          <w:top w:val="single" w:sz="4" w:space="0" w:color="000000"/>
+          <w:left w:val="single" w:sz="4" w:space="0" w:color="000000"/>
+          <w:bottom w:val="single" w:sz="4" w:space="0" w:color="000000"/>
+          <w:right w:val="single" w:sz="4" w:space="0" w:color="000000"/>
+          <w:insideH w:val="single" w:sz="4" w:space="0" w:color="000000"/>
+          <w:insideV w:val="single" w:sz="4" w:space="0" w:color="000000"/>
+        </w:tblBorders>
       </w:tblPr>
       <w:tblGrid>
         <w:gridCol w:w="1814"/>
@@ -1035,7 +1017,6 @@
         <w:tc>
           <w:tcPr>
             <w:tcW w:type="dxa" w:w="1814"/>
-            <w:shd w:val="clear" w:color="auto" w:fill="1A2F4E"/>
           </w:tcPr>
           <w:p>
             <w:pPr>
@@ -1046,8 +1027,8 @@
                 <w:rFonts w:ascii="TH Sarabun New" w:hAnsi="TH Sarabun New" w:eastAsia="TH Sarabun New"/>
                 <w:b/>
                 <w:i w:val="0"/>
-                <w:color w:val="FFFFFF"/>
-                <w:sz w:val="24"/>
+                <w:color w:val="000000"/>
+                <w:sz w:val="26"/>
               </w:rPr>
               <w:t>ลำดับ</w:t>
             </w:r>
@@ -1056,7 +1037,6 @@
         <w:tc>
           <w:tcPr>
             <w:tcW w:type="dxa" w:w="1814"/>
-            <w:shd w:val="clear" w:color="auto" w:fill="1A2F4E"/>
           </w:tcPr>
           <w:p>
             <w:pPr>
@@ -1067,8 +1047,8 @@
                 <w:rFonts w:ascii="TH Sarabun New" w:hAnsi="TH Sarabun New" w:eastAsia="TH Sarabun New"/>
                 <w:b/>
                 <w:i w:val="0"/>
-                <w:color w:val="FFFFFF"/>
-                <w:sz w:val="24"/>
+                <w:color w:val="000000"/>
+                <w:sz w:val="26"/>
               </w:rPr>
               <w:t>รายการค่าใช้จ่าย</w:t>
             </w:r>
@@ -1077,7 +1057,6 @@
         <w:tc>
           <w:tcPr>
             <w:tcW w:type="dxa" w:w="1814"/>
-            <w:shd w:val="clear" w:color="auto" w:fill="1A2F4E"/>
           </w:tcPr>
           <w:p>
             <w:pPr>
@@ -1088,8 +1067,8 @@
                 <w:rFonts w:ascii="TH Sarabun New" w:hAnsi="TH Sarabun New" w:eastAsia="TH Sarabun New"/>
                 <w:b/>
                 <w:i w:val="0"/>
-                <w:color w:val="FFFFFF"/>
-                <w:sz w:val="24"/>
+                <w:color w:val="000000"/>
+                <w:sz w:val="26"/>
               </w:rPr>
               <w:t>จำนวน : หน่วย</w:t>
             </w:r>
@@ -1098,7 +1077,6 @@
         <w:tc>
           <w:tcPr>
             <w:tcW w:type="dxa" w:w="1814"/>
-            <w:shd w:val="clear" w:color="auto" w:fill="1A2F4E"/>
           </w:tcPr>
           <w:p>
             <w:pPr>
@@ -1109,8 +1087,8 @@
                 <w:rFonts w:ascii="TH Sarabun New" w:hAnsi="TH Sarabun New" w:eastAsia="TH Sarabun New"/>
                 <w:b/>
                 <w:i w:val="0"/>
-                <w:color w:val="FFFFFF"/>
-                <w:sz w:val="24"/>
+                <w:color w:val="000000"/>
+                <w:sz w:val="26"/>
               </w:rPr>
               <w:t>ราคา : หน่วย (บาท)</w:t>
             </w:r>
@@ -1119,7 +1097,6 @@
         <w:tc>
           <w:tcPr>
             <w:tcW w:type="dxa" w:w="1814"/>
-            <w:shd w:val="clear" w:color="auto" w:fill="1A2F4E"/>
           </w:tcPr>
           <w:p>
             <w:pPr>
@@ -1130,8 +1107,8 @@
                 <w:rFonts w:ascii="TH Sarabun New" w:hAnsi="TH Sarabun New" w:eastAsia="TH Sarabun New"/>
                 <w:b/>
                 <w:i w:val="0"/>
-                <w:color w:val="FFFFFF"/>
-                <w:sz w:val="24"/>
+                <w:color w:val="000000"/>
+                <w:sz w:val="26"/>
               </w:rPr>
               <w:t>รวมทั้งสิ้น (บาท)</w:t>
             </w:r>
@@ -1142,11 +1119,10 @@
         <w:tc>
           <w:tcPr>
             <w:tcW w:type="dxa" w:w="1814"/>
-            <w:shd w:val="clear" w:color="auto" w:fill="F4F6F9"/>
           </w:tcPr>
           <w:p>
             <w:pPr>
-              <w:spacing w:before="80" w:after="80"/>
+              <w:spacing w:before="60" w:after="60"/>
               <w:jc w:val="center"/>
             </w:pPr>
             <w:r>
@@ -1155,7 +1131,7 @@
                 <w:b w:val="0"/>
                 <w:i w:val="0"/>
                 <w:color w:val="000000"/>
-                <w:sz w:val="24"/>
+                <w:sz w:val="26"/>
               </w:rPr>
               <w:t>1.</w:t>
             </w:r>
@@ -1164,11 +1140,10 @@
         <w:tc>
           <w:tcPr>
             <w:tcW w:type="dxa" w:w="1814"/>
-            <w:shd w:val="clear" w:color="auto" w:fill="F4F6F9"/>
           </w:tcPr>
           <w:p>
             <w:pPr>
-              <w:spacing w:before="80" w:after="80"/>
+              <w:spacing w:before="60" w:after="60"/>
               <w:jc w:val="left"/>
             </w:pPr>
             <w:r>
@@ -1177,7 +1152,7 @@
                 <w:b w:val="0"/>
                 <w:i w:val="0"/>
                 <w:color w:val="000000"/>
-                <w:sz w:val="24"/>
+                <w:sz w:val="26"/>
               </w:rPr>
               <w:t>คู่มือแนะนำระบบ และคู่มือปฏิบัติงานอย่างละเอียด</w:t>
             </w:r>
@@ -1186,11 +1161,10 @@
         <w:tc>
           <w:tcPr>
             <w:tcW w:type="dxa" w:w="1814"/>
-            <w:shd w:val="clear" w:color="auto" w:fill="F4F6F9"/>
           </w:tcPr>
           <w:p>
             <w:pPr>
-              <w:spacing w:before="80" w:after="80"/>
+              <w:spacing w:before="60" w:after="60"/>
               <w:jc w:val="center"/>
             </w:pPr>
             <w:r>
@@ -1199,7 +1173,7 @@
                 <w:b w:val="0"/>
                 <w:i w:val="0"/>
                 <w:color w:val="000000"/>
-                <w:sz w:val="24"/>
+                <w:sz w:val="26"/>
               </w:rPr>
               <w:t>5 เล่ม</w:t>
             </w:r>
@@ -1208,11 +1182,10 @@
         <w:tc>
           <w:tcPr>
             <w:tcW w:type="dxa" w:w="1814"/>
-            <w:shd w:val="clear" w:color="auto" w:fill="F4F6F9"/>
           </w:tcPr>
           <w:p>
             <w:pPr>
-              <w:spacing w:before="80" w:after="80"/>
+              <w:spacing w:before="60" w:after="60"/>
               <w:jc w:val="center"/>
             </w:pPr>
             <w:r>
@@ -1221,7 +1194,7 @@
                 <w:b w:val="0"/>
                 <w:i w:val="0"/>
                 <w:color w:val="000000"/>
-                <w:sz w:val="24"/>
+                <w:sz w:val="26"/>
               </w:rPr>
               <w:t>200</w:t>
             </w:r>
@@ -1230,11 +1203,10 @@
         <w:tc>
           <w:tcPr>
             <w:tcW w:type="dxa" w:w="1814"/>
-            <w:shd w:val="clear" w:color="auto" w:fill="F4F6F9"/>
           </w:tcPr>
           <w:p>
             <w:pPr>
-              <w:spacing w:before="80" w:after="80"/>
+              <w:spacing w:before="60" w:after="60"/>
               <w:jc w:val="center"/>
             </w:pPr>
             <w:r>
@@ -1243,7 +1215,7 @@
                 <w:b w:val="0"/>
                 <w:i w:val="0"/>
                 <w:color w:val="000000"/>
-                <w:sz w:val="24"/>
+                <w:sz w:val="26"/>
               </w:rPr>
               <w:t>1,000</w:t>
             </w:r>
@@ -1254,11 +1226,10 @@
         <w:tc>
           <w:tcPr>
             <w:tcW w:type="dxa" w:w="1814"/>
-            <w:shd w:val="clear" w:color="auto" w:fill="FFFFFF"/>
           </w:tcPr>
           <w:p>
             <w:pPr>
-              <w:spacing w:before="80" w:after="80"/>
+              <w:spacing w:before="60" w:after="60"/>
               <w:jc w:val="center"/>
             </w:pPr>
             <w:r>
@@ -1267,7 +1238,7 @@
                 <w:b w:val="0"/>
                 <w:i w:val="0"/>
                 <w:color w:val="000000"/>
-                <w:sz w:val="24"/>
+                <w:sz w:val="26"/>
               </w:rPr>
               <w:t>2.</w:t>
             </w:r>
@@ -1276,11 +1247,10 @@
         <w:tc>
           <w:tcPr>
             <w:tcW w:type="dxa" w:w="1814"/>
-            <w:shd w:val="clear" w:color="auto" w:fill="FFFFFF"/>
           </w:tcPr>
           <w:p>
             <w:pPr>
-              <w:spacing w:before="80" w:after="80"/>
+              <w:spacing w:before="60" w:after="60"/>
               <w:jc w:val="left"/>
             </w:pPr>
             <w:r>
@@ -1289,20 +1259,19 @@
                 <w:b w:val="0"/>
                 <w:i w:val="0"/>
                 <w:color w:val="000000"/>
-                <w:sz w:val="24"/>
+                <w:sz w:val="26"/>
               </w:rPr>
-              <w:t>สื่ออุปกรณ์ทดสอบระบบออฟไลน์ (อุปกรณ์เราเตอร์สำรองและสาย LAN)</w:t>
+              <w:t>สื่ออุปกรณ์ทดสอบระบบออฟไลน์ (เราเตอร์สำรองและสาย LAN)</w:t>
             </w:r>
           </w:p>
         </w:tc>
         <w:tc>
           <w:tcPr>
             <w:tcW w:type="dxa" w:w="1814"/>
-            <w:shd w:val="clear" w:color="auto" w:fill="FFFFFF"/>
           </w:tcPr>
           <w:p>
             <w:pPr>
-              <w:spacing w:before="80" w:after="80"/>
+              <w:spacing w:before="60" w:after="60"/>
               <w:jc w:val="center"/>
             </w:pPr>
             <w:r>
@@ -1311,7 +1280,7 @@
                 <w:b w:val="0"/>
                 <w:i w:val="0"/>
                 <w:color w:val="000000"/>
-                <w:sz w:val="24"/>
+                <w:sz w:val="26"/>
               </w:rPr>
               <w:t>1 ชุด</w:t>
             </w:r>
@@ -1320,11 +1289,10 @@
         <w:tc>
           <w:tcPr>
             <w:tcW w:type="dxa" w:w="1814"/>
-            <w:shd w:val="clear" w:color="auto" w:fill="FFFFFF"/>
           </w:tcPr>
           <w:p>
             <w:pPr>
-              <w:spacing w:before="80" w:after="80"/>
+              <w:spacing w:before="60" w:after="60"/>
               <w:jc w:val="center"/>
             </w:pPr>
             <w:r>
@@ -1333,7 +1301,7 @@
                 <w:b w:val="0"/>
                 <w:i w:val="0"/>
                 <w:color w:val="000000"/>
-                <w:sz w:val="24"/>
+                <w:sz w:val="26"/>
               </w:rPr>
               <w:t>2,500</w:t>
             </w:r>
@@ -1342,11 +1310,10 @@
         <w:tc>
           <w:tcPr>
             <w:tcW w:type="dxa" w:w="1814"/>
-            <w:shd w:val="clear" w:color="auto" w:fill="FFFFFF"/>
           </w:tcPr>
           <w:p>
             <w:pPr>
-              <w:spacing w:before="80" w:after="80"/>
+              <w:spacing w:before="60" w:after="60"/>
               <w:jc w:val="center"/>
             </w:pPr>
             <w:r>
@@ -1355,7 +1322,7 @@
                 <w:b w:val="0"/>
                 <w:i w:val="0"/>
                 <w:color w:val="000000"/>
-                <w:sz w:val="24"/>
+                <w:sz w:val="26"/>
               </w:rPr>
               <w:t>2,500</w:t>
             </w:r>
@@ -1366,11 +1333,10 @@
         <w:tc>
           <w:tcPr>
             <w:tcW w:type="dxa" w:w="1814"/>
-            <w:shd w:val="clear" w:color="auto" w:fill="C89F2E"/>
           </w:tcPr>
           <w:p>
             <w:pPr>
-              <w:spacing w:before="80" w:after="80"/>
+              <w:spacing w:before="60" w:after="60"/>
               <w:jc w:val="left"/>
             </w:pPr>
             <w:r>
@@ -1378,8 +1344,8 @@
                 <w:rFonts w:ascii="TH Sarabun New" w:hAnsi="TH Sarabun New" w:eastAsia="TH Sarabun New"/>
                 <w:b/>
                 <w:i w:val="0"/>
-                <w:color w:val="FFFFFF"/>
-                <w:sz w:val="24"/>
+                <w:color w:val="000000"/>
+                <w:sz w:val="26"/>
               </w:rPr>
             </w:r>
           </w:p>
@@ -1387,11 +1353,10 @@
         <w:tc>
           <w:tcPr>
             <w:tcW w:type="dxa" w:w="1814"/>
-            <w:shd w:val="clear" w:color="auto" w:fill="C89F2E"/>
           </w:tcPr>
           <w:p>
             <w:pPr>
-              <w:spacing w:before="80" w:after="80"/>
+              <w:spacing w:before="60" w:after="60"/>
               <w:jc w:val="left"/>
             </w:pPr>
             <w:r>
@@ -1399,8 +1364,8 @@
                 <w:rFonts w:ascii="TH Sarabun New" w:hAnsi="TH Sarabun New" w:eastAsia="TH Sarabun New"/>
                 <w:b/>
                 <w:i w:val="0"/>
-                <w:color w:val="FFFFFF"/>
-                <w:sz w:val="24"/>
+                <w:color w:val="000000"/>
+                <w:sz w:val="26"/>
               </w:rPr>
               <w:t>รวมทั้งสิ้น (สามพันห้าร้อยบาทถ้วน)</w:t>
             </w:r>
@@ -1409,11 +1374,10 @@
         <w:tc>
           <w:tcPr>
             <w:tcW w:type="dxa" w:w="1814"/>
-            <w:shd w:val="clear" w:color="auto" w:fill="C89F2E"/>
           </w:tcPr>
           <w:p>
             <w:pPr>
-              <w:spacing w:before="80" w:after="80"/>
+              <w:spacing w:before="60" w:after="60"/>
               <w:jc w:val="left"/>
             </w:pPr>
             <w:r>
@@ -1421,8 +1385,8 @@
                 <w:rFonts w:ascii="TH Sarabun New" w:hAnsi="TH Sarabun New" w:eastAsia="TH Sarabun New"/>
                 <w:b/>
                 <w:i w:val="0"/>
-                <w:color w:val="FFFFFF"/>
-                <w:sz w:val="24"/>
+                <w:color w:val="000000"/>
+                <w:sz w:val="26"/>
               </w:rPr>
             </w:r>
           </w:p>
@@ -1430,11 +1394,10 @@
         <w:tc>
           <w:tcPr>
             <w:tcW w:type="dxa" w:w="1814"/>
-            <w:shd w:val="clear" w:color="auto" w:fill="C89F2E"/>
           </w:tcPr>
           <w:p>
             <w:pPr>
-              <w:spacing w:before="80" w:after="80"/>
+              <w:spacing w:before="60" w:after="60"/>
               <w:jc w:val="left"/>
             </w:pPr>
             <w:r>
@@ -1442,8 +1405,8 @@
                 <w:rFonts w:ascii="TH Sarabun New" w:hAnsi="TH Sarabun New" w:eastAsia="TH Sarabun New"/>
                 <w:b/>
                 <w:i w:val="0"/>
-                <w:color w:val="FFFFFF"/>
-                <w:sz w:val="24"/>
+                <w:color w:val="000000"/>
+                <w:sz w:val="26"/>
               </w:rPr>
             </w:r>
           </w:p>
@@ -1451,11 +1414,10 @@
         <w:tc>
           <w:tcPr>
             <w:tcW w:type="dxa" w:w="1814"/>
-            <w:shd w:val="clear" w:color="auto" w:fill="C89F2E"/>
           </w:tcPr>
           <w:p>
             <w:pPr>
-              <w:spacing w:before="80" w:after="80"/>
+              <w:spacing w:before="60" w:after="60"/>
               <w:jc w:val="center"/>
             </w:pPr>
             <w:r>
@@ -1463,8 +1425,8 @@
                 <w:rFonts w:ascii="TH Sarabun New" w:hAnsi="TH Sarabun New" w:eastAsia="TH Sarabun New"/>
                 <w:b/>
                 <w:i w:val="0"/>
-                <w:color w:val="FFFFFF"/>
-                <w:sz w:val="24"/>
+                <w:color w:val="000000"/>
+                <w:sz w:val="26"/>
               </w:rPr>
               <w:t>3,500</w:t>
             </w:r>
@@ -1475,7 +1437,7 @@
     <w:p/>
     <w:p>
       <w:pPr>
-        <w:spacing w:before="240" w:after="120" w:line="276" w:lineRule="auto"/>
+        <w:spacing w:before="200" w:after="80" w:line="276" w:lineRule="auto"/>
         <w:jc w:val="left"/>
       </w:pPr>
       <w:r>
@@ -1483,8 +1445,8 @@
           <w:rFonts w:ascii="TH Sarabun New" w:hAnsi="TH Sarabun New" w:eastAsia="TH Sarabun New"/>
           <w:b/>
           <w:i w:val="0"/>
-          <w:color w:val="1A2F4E"/>
-          <w:sz w:val="32"/>
+          <w:color w:val="000000"/>
+          <w:sz w:val="30"/>
         </w:rPr>
         <w:t>7. ผู้รับผิดชอบโครงการ</w:t>
       </w:r>
@@ -1507,7 +1469,7 @@
     </w:p>
     <w:p>
       <w:pPr>
-        <w:spacing w:before="240" w:after="120" w:line="276" w:lineRule="auto"/>
+        <w:spacing w:before="200" w:after="80" w:line="276" w:lineRule="auto"/>
         <w:jc w:val="left"/>
       </w:pPr>
       <w:r>
@@ -1515,8 +1477,8 @@
           <w:rFonts w:ascii="TH Sarabun New" w:hAnsi="TH Sarabun New" w:eastAsia="TH Sarabun New"/>
           <w:b/>
           <w:i w:val="0"/>
-          <w:color w:val="1A2F4E"/>
-          <w:sz w:val="32"/>
+          <w:color w:val="000000"/>
+          <w:sz w:val="30"/>
         </w:rPr>
         <w:t>8. การวัดผลและประเมินผล</w:t>
       </w:r>
@@ -1534,28 +1496,14 @@
           <w:color w:val="000000"/>
           <w:sz w:val="30"/>
         </w:rPr>
-        <w:t xml:space="preserve">   8.1 ประเมินผลเชิงระบบ: โดยการทดสอบเจาะจงความมั่นคงปลอดภัยฐานข้อมูลและการแฮชรหัสผ่านสำเร็จ 100% รวมถึงระบบออฟไลน์แคชสามารถเก็บตารางได้ถูกต้องครบถ้วน</w:t>
+        <w:t xml:space="preserve">   8.1 การวัดผลเชิงระบบ: ทำการทดสอบเจาะระบบและตรวจแฮชรหัสผ่านผู้ดูแลระบบ 100% พร้อมทดลองสลับปิดเน็ตตรวจความคงทนของระบบออฟไลน์</w:t>
+        <w:br/>
+        <w:t xml:space="preserve">   8.2 การวัดความพึงพอใจ: ทำการเก็บผลสัมฤทธิ์และแบบสอบถามความพอใจจากแอดมินครูสอน จำนวน 50 นาย โดยเกณฑ์เฉลี่ยต้องอยู่ในระดับดีมาก</w:t>
       </w:r>
     </w:p>
     <w:p>
       <w:pPr>
-        <w:spacing w:before="0" w:after="120" w:line="276" w:lineRule="auto"/>
-        <w:jc w:val="left"/>
-      </w:pPr>
-      <w:r>
-        <w:rPr>
-          <w:rFonts w:ascii="TH Sarabun New" w:hAnsi="TH Sarabun New" w:eastAsia="TH Sarabun New"/>
-          <w:b w:val="0"/>
-          <w:i w:val="0"/>
-          <w:color w:val="000000"/>
-          <w:sz w:val="30"/>
-        </w:rPr>
-        <w:t xml:space="preserve">   8.2 ประเมินความพึงพอใจการใช้ระบบ: ทำแบบทดสอบและแบบสอบถามความพอใจจากผู้ใช้ระดับเจ้าหน้าที่แผนกกองการศึกษา และครูอาจารย์ผู้สอน จำนวน 50 นาย โดยเกณฑ์ความพึงพอใจต้องอยู่ในระดับ 'ดีมาก' ขึ้นไป</w:t>
-      </w:r>
-    </w:p>
-    <w:p>
-      <w:pPr>
-        <w:spacing w:before="240" w:after="120" w:line="276" w:lineRule="auto"/>
+        <w:spacing w:before="200" w:after="80" w:line="276" w:lineRule="auto"/>
         <w:jc w:val="left"/>
       </w:pPr>
       <w:r>
@@ -1563,8 +1511,8 @@
           <w:rFonts w:ascii="TH Sarabun New" w:hAnsi="TH Sarabun New" w:eastAsia="TH Sarabun New"/>
           <w:b/>
           <w:i w:val="0"/>
-          <w:color w:val="1A2F4E"/>
-          <w:sz w:val="32"/>
+          <w:color w:val="000000"/>
+          <w:sz w:val="30"/>
         </w:rPr>
         <w:t>9. สื่อและเอกสารประกอบการประเมินผล</w:t>
       </w:r>
@@ -1584,14 +1532,14 @@
         </w:rPr>
         <w:t xml:space="preserve">   9.1 แบบทดสอบความปลอดภัยซอฟต์แวร์ (Security Test Report)</w:t>
         <w:br/>
-        <w:t xml:space="preserve">   9.2 แบบประเมินผลความพึงพอใจในการใช้ระบบตารางสอนดิจิทัล (แบบมาตราส่วนประมาณค่า 5 ระดับ)</w:t>
+        <w:t xml:space="preserve">   9.2 แบบประเมินผลความพึงพอใจการใช้ระบบตารางสอนดิจิทัล</w:t>
         <w:br/>
-        <w:t xml:space="preserve">   9.3 รายงานสรุปจำนวนชั่วโมงการสอนจริงรายวิชา</w:t>
+        <w:t xml:space="preserve">   9.3 สรุปจำนวนชั่วโมงสอนจริงสะสมตามรายวิชา</w:t>
       </w:r>
     </w:p>
     <w:p>
       <w:pPr>
-        <w:spacing w:before="240" w:after="120" w:line="276" w:lineRule="auto"/>
+        <w:spacing w:before="200" w:after="80" w:line="276" w:lineRule="auto"/>
         <w:jc w:val="left"/>
       </w:pPr>
       <w:r>
@@ -1599,8 +1547,8 @@
           <w:rFonts w:ascii="TH Sarabun New" w:hAnsi="TH Sarabun New" w:eastAsia="TH Sarabun New"/>
           <w:b/>
           <w:i w:val="0"/>
-          <w:color w:val="1A2F4E"/>
-          <w:sz w:val="32"/>
+          <w:color w:val="000000"/>
+          <w:sz w:val="30"/>
         </w:rPr>
         <w:t>10. ผลที่คาดว่าจะได้รับ</w:t>
       </w:r>
@@ -1618,11 +1566,11 @@
           <w:color w:val="000000"/>
           <w:sz w:val="30"/>
         </w:rPr>
-        <w:t xml:space="preserve">   10.1 มีระบบซอฟต์แวร์จัดการตารางเรียนเรียลไทม์คลาวด์ใช้งานใน รร.ขส.ขส.ทบ. ทำให้การจัดสรรชั่วโมงครูเป็นระเบียบและไม่มีเหตุการณ์ตารางสอนซับซ้อนชนกัน</w:t>
+        <w:t xml:space="preserve">   10.1 มีระบบตารางเรียนเรียลไทม์คลาวด์ใช้งานใน รร.ขส.ขส.ทบ. ข้อมูลตารางถูกต้อง 100% ลดปัญหาเวลาเรียนชนกัน</w:t>
         <w:br/>
-        <w:t xml:space="preserve">   10.2 ลดเวลาและลดการใช้กระดาษในการพิมพ์ตารางสอนอัพเดทใหม่แบบแมนนวลลงได้มากกว่าร้อยละ 90</w:t>
+        <w:t xml:space="preserve">   10.2 ลดเวลาธุรการและค่าใช้จ่ายกระดาษในการจัดทำและเผยแพร่ตารางเรียนลงได้กว่าร้อยละ 90</w:t>
         <w:br/>
-        <w:t xml:space="preserve">   10.3 รหัสผ่านผู้ใช้มีความมั่นคงปลอดภัยและไม่ถูกเปิดเผยสู่สาธารณะบนเว็บไซท์โฮสติ้ง ช่วยรักษาความมั่นคงปลอดภัยทางไซเบอร์ของหน่วยงาน</w:t>
+        <w:t xml:space="preserve">   10.3 รหัสผ่านผู้ใช้งานมีความปลอดภัยสูงตามพระราชบัญญัติคุ้มครองข้อมูลส่วนบุคคล (PDPA)</w:t>
       </w:r>
     </w:p>
     <w:p/>

--- a/docs/CA002_project_proposal_timetable.docx
+++ b/docs/CA002_project_proposal_timetable.docx
@@ -15,7 +15,7 @@
           <w:color w:val="000000"/>
           <w:sz w:val="32"/>
         </w:rPr>
-        <w:t>โครงการพัฒนาระบบจัดการตารางสอนประจำสัปดาห์แบบประสานข้อมูลเรียลไทม์และสำรองข้อมูลผ่านระบบคลาวด์</w:t>
+        <w:t>โครง​การพัฒนา​ระบบ​จัดการ​ตารางสอน​ประจำสัปดาห์​แบบ​ประสาน​ข้อมูล​เรียลไทม์​และ​สำรอง​ข้อมูล​ผ่าน​ระบบ​คลาวด์</w:t>
         <w:br/>
       </w:r>
       <w:r>
@@ -26,14 +26,14 @@
           <w:color w:val="000000"/>
           <w:sz w:val="30"/>
         </w:rPr>
-        <w:t>กองการศึกษา โรงเรียนทหารขนส่ง กรมการขนส่งทหารบก ประจำปีงบประมาณ 2567</w:t>
+        <w:t>กอง​การศึกษา โรงเรียน​ทหาร​ขนส่ง กรม​การขนส่ง​ทหารบก ประจำ​ปีงบประมาณ 2567</w:t>
       </w:r>
     </w:p>
     <w:p/>
     <w:p>
       <w:pPr>
         <w:spacing w:before="200" w:after="80" w:line="276" w:lineRule="auto"/>
-        <w:jc w:val="left"/>
+        <w:jc w:val="both"/>
       </w:pPr>
       <w:r>
         <w:rPr>
@@ -43,13 +43,13 @@
           <w:color w:val="000000"/>
           <w:sz w:val="30"/>
         </w:rPr>
-        <w:t>1. หลักการและเหตุผล</w:t>
+        <w:t>1. หลักการ​และ​เหตุผล</w:t>
       </w:r>
     </w:p>
     <w:p>
       <w:pPr>
         <w:spacing w:before="0" w:after="120" w:line="276" w:lineRule="auto"/>
-        <w:jc w:val="left"/>
+        <w:jc w:val="both"/>
       </w:pPr>
       <w:r>
         <w:rPr>
@@ -59,13 +59,13 @@
           <w:color w:val="000000"/>
           <w:sz w:val="30"/>
         </w:rPr>
-        <w:t>จากหลักสูตรการฝึกอบรมทางทหารของโรงเรียนทหารขนส่ง กรมการขนส่งทหารบก ซึ่งประกอบด้วยหลักสูตรทหารกองประจำการ นักเรียนนายสิบทหารขนส่ง และหลักสูตรการจัดหน่วยทหารขนส่ง รายวิชาการขนส่งด้วยรถยนต์ มีผู้เข้ารับการศึกษาหลายรุ่นพร้อมกัน การประสานงานตารางสอนประจำสัปดาห์ในปัจจุบันยังเป็นรูปแบบเดิมที่จัดทำข้อมูลผ่านกระดาษคำนวณ Excel หรือแผ่นกระดาษพิมพ์แจกจ่าย ซึ่งมีข้อจำกัดในการปรับปรุงแก้ไขกรณีที่มีงานเร่งด่วนของแผนกวิชาหรือครูผู้สอน ทำให้ข้อมูลเวลากับวิชาสลับกันเกิดความล่าช้าในการเผยแพร่ ส่งผลให้ชั่วโมงสอนสะสมคลาดเคลื่อนและเกิดตารางซ้ำซ้อนกันในหลายหลักสูตร ทำให้ผลสัมฤทธิ์การประเมินและคุณภาพศึกษาต่ำกว่าเปณฑ์</w:t>
+        <w:t>จาก​หลักสูตร​การ​ฝึกอบรม​ทางทหาร​ของ​โรงเรียน​ทหาร​ขนส่ง กรม​การขนส่ง​ทหารบก ซึ่ง​ประกอบด้วย​หลักสูตร​ทหารกองประจำการ นักเรียน​นาย​สิบ​ทหาร​ขนส่ง และ​หลักสูตร​การ​จัด​หน่วย​ทหาร​ขนส่ง รายวิชา​การขนส่ง​ด้วย​รถยนต์ มี​ผู้​เข้า​รับ​การศึกษา​หลาย​รุ่น​พร้อมกัน การประสานงาน​ตารางสอน​ประจำสัปดาห์​ใน​ปัจจุบัน​ยัง​เป็น​รูปแบบ​เดิม​ที่​จัดทำ​ข้อมูล​ผ่าน​กระดาษ​คำนวณ Excel หรือ​แผ่น​กระดาษ​พิมพ์​แจกจ่าย ซึ่ง​มี​ข้อจำกัด​ใน​การ​ปรับปรุงแก้ไข​กรณี​ที่​มี​งาน​เร่งด่วน​ของ​แผนก​วิชา​หรือ​ครูผู้สอน ทำให้​ข้อมูล​เวลา​กับ​วิชา​สลับ​กัน​เกิด​ความล่าช้า​ใน​การ​เผยแพร่ ส่งผล​ให้​ชั่วโมง​สอน​สะสม​คลาดเคลื่อน​และ​เกิด​ตาราง​ซ้ำซ้อน​กัน​ใน​หลาย​หลักสูตร ทำให้​ผลสัมฤทธิ์​การประเมิน​และ​คุณภาพ​ศึกษา​ต่ำกว่า​เปณฑ์</w:t>
       </w:r>
     </w:p>
     <w:p>
       <w:pPr>
         <w:spacing w:before="0" w:after="120" w:line="276" w:lineRule="auto"/>
-        <w:jc w:val="left"/>
+        <w:jc w:val="both"/>
       </w:pPr>
       <w:r>
         <w:rPr>
@@ -75,13 +75,13 @@
           <w:color w:val="000000"/>
           <w:sz w:val="30"/>
         </w:rPr>
-        <w:t>ปัญหาดังกล่าวไม่สอดคล้องกับคู่มือการประกันคุณภาพการฝึกอบรมของกองทัพบก พ.ศ. 2566 – 2570 มาตรฐานที่ 1 หลักสูตรและการจัดการฝึกอบรม ตัวชี้วัดที่ 2 ด้านการจัดการเรียนรู้แบบ Active Learning และมาตรฐานที่ 2 ตัวชี้วัดที่ 5 ด้านเทคโนโลยีสารสนเทศในการจัดการเรียนรู้ ดังนั้น กองการศึกษา รร.ขส.ขส.ทบ. จึงจำเป็นต้องมีการนำนวัตกรรมระบบจัดการตารางสอนประจำสัปดาห์แบบประสานข้อมูลเรียลไทม์มาประยุกต์ใช้งาน เพื่อให้การเข้าถึงตารางและสถิติสะสมชั่วโมงมีความถูกต้อง และสามารถดูตารางผ่านอุปกรณ์พกพาได้รวดเร็ว</w:t>
+        <w:t>ปัญหา​ดังกล่าว​ไม่​สอดคล้อง​กับ​คู่มือ​การ​ประกัน​คุณภาพ​การ​ฝึกอบรม​ของ​กองทัพบก พ.ศ. 2566 – 2570 มาตรฐาน​ที่ 1 หลักสูตร​และ​การ​จัดการ​ฝึกอบรม ตัว​ชี้​วัด​ที่ 2 ด้าน​การ​จัด​การเรียนรู้​แบบ Active Learning และ​มาตรฐาน​ที่ 2 ตัว​ชี้​วัด​ที่ 5 ด้าน​เทคโนโลยีสารสนเทศ​ใน​การ​จัด​การเรียนรู้ ดังนั้น กอง​การศึกษา รร.​ขส.ขส.ทบ. จึง​จำเป็นต้อง​มี​การนำ​นวัตกรรม​ระบบ​จัดการ​ตารางสอน​ประจำสัปดาห์​แบบ​ประสาน​ข้อมูล​เรียลไทม์​มา​ประยุกต์​ใช้งาน เพื่อ​ให้การ​เข้าถึง​ตาราง​และ​สถิติ​สะสม​ชั่วโมง​มี​ความถูกต้อง และ​สามารถ​ดู​ตาราง​ผ่าน​อุปกรณ์พกพา​ได้​รวดเร็ว</w:t>
       </w:r>
     </w:p>
     <w:p>
       <w:pPr>
         <w:spacing w:before="0" w:after="120" w:line="276" w:lineRule="auto"/>
-        <w:jc w:val="left"/>
+        <w:jc w:val="both"/>
       </w:pPr>
       <w:r>
         <w:rPr>
@@ -91,13 +91,13 @@
           <w:color w:val="000000"/>
           <w:sz w:val="30"/>
         </w:rPr>
-        <w:t>โดยระบบนี้ได้พัฒนาในรูปแบบเว็บแอปพลิเคชัน Single Page Application (SPA) ทำงานบนเทคโนโลยีคลาวด์แบบ Serverless มีระบบจัดการความปลอดภัยข้อมูลที่เข้มงวดด้วยการเข้ารหัสผ่าน SHA-256 Hashing ก่อนบันทึก และการใช้ Database Secrets ในการเข้าถึงข้อมูล Firebase เพื่อรักษาความปลอดภัยข้อมูลส่วนบุคคลและข้อมูลของราชการทหารอย่างเป็นระบบ</w:t>
+        <w:t>โดย​ระบบ​นี้​ได้​พัฒนา​ใน​รูปแบบ​เว็บ​แอปพลิเคชัน Single Page Application (SPA) ทำงาน​บน​เทคโนโลยี​คลาวด์​แบบ Serverless มีระบบ​จัดการ​ความปลอดภัย​ข้อมูล​ที่​เข้มงวด​ด้วย​การเข้ารหัส​ผ่าน SHA-​256 Hashing ก่อน​บันทึก และ​การ​ใช้ Database Secrets ใน​การ​เข้าถึง​ข้อมูล Firebase เพื่อ​รักษา​ความปลอดภัย​ข้อมูล​ส่วนบุคคล​และ​ข้อมูล​ของ​ราชการทหาร​อย่าง​เป็นระบบ</w:t>
       </w:r>
     </w:p>
     <w:p>
       <w:pPr>
         <w:spacing w:before="200" w:after="80" w:line="276" w:lineRule="auto"/>
-        <w:jc w:val="left"/>
+        <w:jc w:val="both"/>
       </w:pPr>
       <w:r>
         <w:rPr>
@@ -113,7 +113,7 @@
     <w:p>
       <w:pPr>
         <w:spacing w:before="0" w:after="120" w:line="276" w:lineRule="auto"/>
-        <w:jc w:val="left"/>
+        <w:jc w:val="both"/>
       </w:pPr>
       <w:r>
         <w:rPr>
@@ -123,13 +123,13 @@
           <w:color w:val="000000"/>
           <w:sz w:val="30"/>
         </w:rPr>
-        <w:t xml:space="preserve">   2.1 เพื่อพัฒนาและจัดทำระบบจัดการตารางสอนประจำสัปดาห์แบบประสานข้อมูลเรียลไทม์คลาวด์ โรงเรียนทหารขนส่ง กรมการขนส่งทหารบก</w:t>
+        <w:t xml:space="preserve">   2.1 เพื่อ​พัฒนา​และ​จัดทำ​ระบบ​จัดการ​ตารางสอน​ประจำสัปดาห์​แบบ​ประสาน​ข้อมูล​เรียลไทม์​คลาวด์ โรงเรียน​ทหาร​ขนส่ง กรม​การขนส่ง​ทหารบก</w:t>
       </w:r>
     </w:p>
     <w:p>
       <w:pPr>
         <w:spacing w:before="0" w:after="120" w:line="276" w:lineRule="auto"/>
-        <w:jc w:val="left"/>
+        <w:jc w:val="both"/>
       </w:pPr>
       <w:r>
         <w:rPr>
@@ -139,13 +139,13 @@
           <w:color w:val="000000"/>
           <w:sz w:val="30"/>
         </w:rPr>
-        <w:t xml:space="preserve">   2.2 เพื่อยกระดับความถูกต้องของชั่วโมงเรียนสะสม และตัดปัญหาความซ้ำซ้อนตารางเรียนและครูผู้สอนชนกันของแต่ละหลักสูตร</w:t>
+        <w:t xml:space="preserve">   2.2 เพื่อ​ยกระดับ​ความถูกต้อง​ของ​ชั่วโมง​เรียน​สะสม และ​ตัดปัญหา​ความซ้ำซ้อน​ตารางเรียน​และ​ครูผู้สอน​ชน​กัน​ของ​แต่ละ​หลักสูตร</w:t>
       </w:r>
     </w:p>
     <w:p>
       <w:pPr>
         <w:spacing w:before="0" w:after="120" w:line="276" w:lineRule="auto"/>
-        <w:jc w:val="left"/>
+        <w:jc w:val="both"/>
       </w:pPr>
       <w:r>
         <w:rPr>
@@ -155,13 +155,13 @@
           <w:color w:val="000000"/>
           <w:sz w:val="30"/>
         </w:rPr>
-        <w:t xml:space="preserve">   2.3 เพื่อความปลอดภัยระบบบัญชีและรักษาข้อมูลส่วนบุคคลผู้ใช้ตามมาตรฐานความปลอดภัยทางไซเบอร์ของกองทัพบก</w:t>
+        <w:t xml:space="preserve">   2.3 เพื่อ​ความปลอดภัย​ระบบ​บัญชี​และ​รักษา​ข้อมูล​ส่วนบุคคล​ผู้ใช้​ตาม​มาตรฐาน​ความปลอดภัย​ทาง​ไซเบอร์​ของ​กองทัพบก</w:t>
       </w:r>
     </w:p>
     <w:p>
       <w:pPr>
         <w:spacing w:before="200" w:after="80" w:line="276" w:lineRule="auto"/>
-        <w:jc w:val="left"/>
+        <w:jc w:val="both"/>
       </w:pPr>
       <w:r>
         <w:rPr>
@@ -177,7 +177,7 @@
     <w:p>
       <w:pPr>
         <w:spacing w:before="0" w:after="120" w:line="276" w:lineRule="auto"/>
-        <w:jc w:val="left"/>
+        <w:jc w:val="both"/>
       </w:pPr>
       <w:r>
         <w:rPr>
@@ -187,13 +187,13 @@
           <w:color w:val="000000"/>
           <w:sz w:val="30"/>
         </w:rPr>
-        <w:t xml:space="preserve">   3.1 เป้าหมายเชิงปริมาณ: กองการศึกษา รร.ขส.ขส.ทบ. สามารถใช้ระบบตารางสอนนี้บริหารจัดการเรียนการสอนครอบคลุมทุกหลักสูตรของโรงเรียนทหารขนส่ง (สูงสุด 10 หลักสูตร)</w:t>
+        <w:t xml:space="preserve">   3.1 เป้าหมาย​เชิง​ปริมาณ: กอง​การศึกษา รร.​ขส.ขส.ทบ. สามารถ​ใช้​ระบบ​ตารางสอน​นี้​บริหาร​จัด​การเรียน​การสอน​ครอบคลุม​ทุก​หลักสูตร​ของ​โรงเรียน​ทหาร​ขนส่ง (สูงสุด 10 หลักสูตร)</w:t>
       </w:r>
     </w:p>
     <w:p>
       <w:pPr>
         <w:spacing w:before="0" w:after="120" w:line="276" w:lineRule="auto"/>
-        <w:jc w:val="left"/>
+        <w:jc w:val="both"/>
       </w:pPr>
       <w:r>
         <w:rPr>
@@ -203,13 +203,13 @@
           <w:color w:val="000000"/>
           <w:sz w:val="30"/>
         </w:rPr>
-        <w:t xml:space="preserve">   3.2 เป้าหมายเชิงคุณภาพ: ความถูกต้องของข้อมูลชั่วโมงเรียนสะสมและระบบตารางสอนปราศจากข้อมูลชนกันอยู่ในระดับร้อยละ 100 และความพึงพอใจของกำลังพลผู้ใช้ระบบเฉลี่ยอยู่ในเกณฑ์ดีมาก (มากกว่าร้อยละ 85)</w:t>
+        <w:t xml:space="preserve">   3.2 เป้าหมาย​เชิง​คุณภาพ: ความถูกต้อง​ของ​ข้อมูล​ชั่วโมง​เรียน​สะสม​และ​ระบบ​ตารางสอน​ปราศจาก​ข้อมูล​ชน​กัน​อยู่​ใน​ระดับ​ร้อยละ 100 และ​ความพึงพอใจ​ของ​กำลัง​พล​ผู้ใช้​ระบบ​เฉลี่ย​อยู่ในเกณฑ์​ดีมาก (มากกว่า​ร้อยละ 85)</w:t>
       </w:r>
     </w:p>
     <w:p>
       <w:pPr>
         <w:spacing w:before="200" w:after="80" w:line="276" w:lineRule="auto"/>
-        <w:jc w:val="left"/>
+        <w:jc w:val="both"/>
       </w:pPr>
       <w:r>
         <w:rPr>
@@ -219,7 +219,7 @@
           <w:color w:val="000000"/>
           <w:sz w:val="30"/>
         </w:rPr>
-        <w:t>4. วิธีการดำเนินงาน</w:t>
+        <w:t>4. วิธีการ​ดำเนินงาน</w:t>
       </w:r>
     </w:p>
     <w:tbl>
@@ -279,7 +279,7 @@
                 <w:color w:val="000000"/>
                 <w:sz w:val="26"/>
               </w:rPr>
-              <w:t>กิจกรรม/ขั้นตอนการดำเนินงาน</w:t>
+              <w:t>กิจกรรม/ขั้นตอน​การ​ดำเนินงาน</w:t>
             </w:r>
           </w:p>
         </w:tc>
@@ -299,7 +299,7 @@
                 <w:color w:val="000000"/>
                 <w:sz w:val="26"/>
               </w:rPr>
-              <w:t>ระยะเวลาเริ่มต้น</w:t>
+              <w:t>ระยะเวลา​เริ่มต้น</w:t>
             </w:r>
           </w:p>
         </w:tc>
@@ -319,7 +319,7 @@
                 <w:color w:val="000000"/>
                 <w:sz w:val="26"/>
               </w:rPr>
-              <w:t>ระยะเวลาสิ้นสุด</w:t>
+              <w:t>ระยะเวลา​สิ้นสุด</w:t>
             </w:r>
           </w:p>
         </w:tc>
@@ -363,7 +363,7 @@
                 <w:color w:val="000000"/>
                 <w:sz w:val="26"/>
               </w:rPr>
-              <w:t>ศึกษารวบรวมข้อมูลปัญหาตารางเรียนและหลักเกณฑ์การประกันคุณภาพฯ</w:t>
+              <w:t>ศึกษา​รวบรวม​ข้อมูล​ปัญหา​ตารางเรียน​และ​หลักเกณฑ์​การ​ประกัน​คุณภาพ​ฯ</w:t>
             </w:r>
           </w:p>
         </w:tc>
@@ -449,7 +449,7 @@
                 <w:color w:val="000000"/>
                 <w:sz w:val="26"/>
               </w:rPr>
-              <w:t>ออกแบบเค้าโครงระบบ ซอฟต์แวร์ และฐานข้อมูลบน Firebase RTDB</w:t>
+              <w:t>ออกแบบ​เค้าโครง​ระบบ ซอฟต์แวร์ และ​ฐานข้อมูล​บน Firebase RTDB</w:t>
             </w:r>
           </w:p>
         </w:tc>
@@ -535,7 +535,7 @@
                 <w:color w:val="000000"/>
                 <w:sz w:val="26"/>
               </w:rPr>
-              <w:t>พัฒนาเว็บแอปพลิเคชันเวอร์ชันแรก และระบบความปลอดภัย (SHA-256 Hashing)</w:t>
+              <w:t>พัฒนา​เว็บ​แอปพลิเคชัน​เวอร์ชัน​แรก และ​ระบบ​ความปลอดภัย (SHA-256 Hashing)</w:t>
             </w:r>
           </w:p>
         </w:tc>
@@ -621,7 +621,7 @@
                 <w:color w:val="000000"/>
                 <w:sz w:val="26"/>
               </w:rPr>
-              <w:t>ทดลองใช้งานและตรวจสอบความปลอดภัยการเข้าถึง (Security rules / Secret)</w:t>
+              <w:t>ทดลอง​ใช้งาน​และ​ตรวจสอบ​ความปลอดภัย​การ​เข้าถึง (Security rules / Secret)</w:t>
             </w:r>
           </w:p>
         </w:tc>
@@ -707,7 +707,7 @@
                 <w:color w:val="000000"/>
                 <w:sz w:val="26"/>
               </w:rPr>
-              <w:t>ติดตั้งใช้งานจริง ณ กองการศึกษา รร.ขส.ขส.ทบ. และสอนผู้ใช้งานหลัก</w:t>
+              <w:t>ติดตั้ง​ใช้งาน​จริง ณ กอง​การศึกษา รร.​ขส.ขส.ทบ. และ​สอน​ผู้ใช้​งานหลัก</w:t>
             </w:r>
           </w:p>
         </w:tc>
@@ -793,7 +793,7 @@
                 <w:color w:val="000000"/>
                 <w:sz w:val="26"/>
               </w:rPr>
-              <w:t>ประเมินผลสัมฤทธิ์และความพึงพอใจการใช้ระบบผ่านแบบสอบถาม</w:t>
+              <w:t>ประเมิน​ผลสัมฤทธิ์​และ​ความพึงพอใจ​การ​ใช้​ระบบ​ผ่าน​แบบสอบถาม</w:t>
             </w:r>
           </w:p>
         </w:tc>
@@ -879,7 +879,7 @@
                 <w:color w:val="000000"/>
                 <w:sz w:val="26"/>
               </w:rPr>
-              <w:t>สรุปรายงานและเสนอผลโครงการแก่ผู้บังคับบัญชาตามลำดับชั้น</w:t>
+              <w:t>สรุป​รายงาน​และ​เสนอ​ผล​โครงการ​แก่​ผู้บังคับบัญชา​ตาม​ลำดับชั้น</w:t>
             </w:r>
           </w:p>
         </w:tc>
@@ -931,7 +931,7 @@
     <w:p>
       <w:pPr>
         <w:spacing w:before="200" w:after="80" w:line="276" w:lineRule="auto"/>
-        <w:jc w:val="left"/>
+        <w:jc w:val="both"/>
       </w:pPr>
       <w:r>
         <w:rPr>
@@ -941,13 +941,13 @@
           <w:color w:val="000000"/>
           <w:sz w:val="30"/>
         </w:rPr>
-        <w:t>5. ระยะเวลาการดำเนินโครงการ</w:t>
+        <w:t>5. ระยะเวลา​การ​ดำเนิน​โครงการ</w:t>
       </w:r>
     </w:p>
     <w:p>
       <w:pPr>
         <w:spacing w:before="0" w:after="120" w:line="276" w:lineRule="auto"/>
-        <w:jc w:val="left"/>
+        <w:jc w:val="both"/>
       </w:pPr>
       <w:r>
         <w:rPr>
@@ -957,13 +957,13 @@
           <w:color w:val="000000"/>
           <w:sz w:val="30"/>
         </w:rPr>
-        <w:t xml:space="preserve">   ตั้งแต่วันที่ 1 มกราคม 2567 ถึงวันที่ 30 กันยายน 2567 (รวมระยะเวลา 9 เดือน)</w:t>
+        <w:t xml:space="preserve">   ตั้งแต่​วันที่ 1 มกราคม 2567 ถึง​วันที่ 30 กันยายน 2567 (รวม​ระยะเวลา 9 เดือน)</w:t>
       </w:r>
     </w:p>
     <w:p>
       <w:pPr>
         <w:spacing w:before="200" w:after="80" w:line="276" w:lineRule="auto"/>
-        <w:jc w:val="left"/>
+        <w:jc w:val="both"/>
       </w:pPr>
       <w:r>
         <w:rPr>
@@ -979,7 +979,7 @@
     <w:p>
       <w:pPr>
         <w:spacing w:before="0" w:after="120" w:line="276" w:lineRule="auto"/>
-        <w:jc w:val="left"/>
+        <w:jc w:val="both"/>
       </w:pPr>
       <w:r>
         <w:rPr>
@@ -989,7 +989,7 @@
           <w:color w:val="000000"/>
           <w:sz w:val="30"/>
         </w:rPr>
-        <w:t xml:space="preserve">   งบประมาณการจัดสร้างและพัฒนาระบบ (จัดสรรจากงบประมาณวิจัยศึกษาของหน่วยงาน):</w:t>
+        <w:t xml:space="preserve">   งบ​ประมาณการ​จัด​สร้าง​และ​พัฒนา​ระบบ (จัดสรร​จาก​งบประมาณ​วิจัย​ศึกษา​ของ​หน่วยงาน​):</w:t>
       </w:r>
     </w:p>
     <w:tbl>
@@ -1050,7 +1050,7 @@
                 <w:color w:val="000000"/>
                 <w:sz w:val="26"/>
               </w:rPr>
-              <w:t>รายการค่าใช้จ่าย</w:t>
+              <w:t>รายการ​ค่าใช้จ่าย</w:t>
             </w:r>
           </w:p>
         </w:tc>
@@ -1110,7 +1110,7 @@
                 <w:color w:val="000000"/>
                 <w:sz w:val="26"/>
               </w:rPr>
-              <w:t>รวมทั้งสิ้น (บาท)</w:t>
+              <w:t>รวม​ทั้งสิ้น (บาท)</w:t>
             </w:r>
           </w:p>
         </w:tc>
@@ -1154,7 +1154,7 @@
                 <w:color w:val="000000"/>
                 <w:sz w:val="26"/>
               </w:rPr>
-              <w:t>คู่มือแนะนำระบบ และคู่มือปฏิบัติงานอย่างละเอียด</w:t>
+              <w:t>คู่มือ​แนะนำ​ระบบ และ​คู่มือ​ปฏิบัติงาน​อย่าง​ละเอียด</w:t>
             </w:r>
           </w:p>
         </w:tc>
@@ -1261,7 +1261,7 @@
                 <w:color w:val="000000"/>
                 <w:sz w:val="26"/>
               </w:rPr>
-              <w:t>สื่ออุปกรณ์ทดสอบระบบออฟไลน์ (เราเตอร์สำรองและสาย LAN)</w:t>
+              <w:t>สื่อ​อุปกรณ์​ทดสอบ​ระบบ​ออฟไลน์ (เราเตอร์​สำรอง​และ​สาย LAN)</w:t>
             </w:r>
           </w:p>
         </w:tc>
@@ -1367,7 +1367,7 @@
                 <w:color w:val="000000"/>
                 <w:sz w:val="26"/>
               </w:rPr>
-              <w:t>รวมทั้งสิ้น (สามพันห้าร้อยบาทถ้วน)</w:t>
+              <w:t>รวม​ทั้งสิ้น (สาม​พัน​ห้า​ร้อย​บาท​ถ้วน)</w:t>
             </w:r>
           </w:p>
         </w:tc>
@@ -1438,7 +1438,7 @@
     <w:p>
       <w:pPr>
         <w:spacing w:before="200" w:after="80" w:line="276" w:lineRule="auto"/>
-        <w:jc w:val="left"/>
+        <w:jc w:val="both"/>
       </w:pPr>
       <w:r>
         <w:rPr>
@@ -1448,13 +1448,13 @@
           <w:color w:val="000000"/>
           <w:sz w:val="30"/>
         </w:rPr>
-        <w:t>7. ผู้รับผิดชอบโครงการ</w:t>
+        <w:t>7. ผู้รับผิดชอบ​โครงการ</w:t>
       </w:r>
     </w:p>
     <w:p>
       <w:pPr>
         <w:spacing w:before="0" w:after="120" w:line="276" w:lineRule="auto"/>
-        <w:jc w:val="left"/>
+        <w:jc w:val="both"/>
       </w:pPr>
       <w:r>
         <w:rPr>
@@ -1464,13 +1464,13 @@
           <w:color w:val="000000"/>
           <w:sz w:val="30"/>
         </w:rPr>
-        <w:t xml:space="preserve">   พ.ต.ณัฐพล พัฒนกุล ตำแหน่ง อาจารย์ โรงเรียนทหารขนส่ง กรมการขนส่งทหารบก</w:t>
+        <w:t xml:space="preserve">   พ.ต.​ณัฐพล พัฒน​กุล ตำแหน่ง อาจารย์ โรงเรียน​ทหาร​ขนส่ง กรม​การขนส่ง​ทหารบก</w:t>
       </w:r>
     </w:p>
     <w:p>
       <w:pPr>
         <w:spacing w:before="200" w:after="80" w:line="276" w:lineRule="auto"/>
-        <w:jc w:val="left"/>
+        <w:jc w:val="both"/>
       </w:pPr>
       <w:r>
         <w:rPr>
@@ -1480,13 +1480,13 @@
           <w:color w:val="000000"/>
           <w:sz w:val="30"/>
         </w:rPr>
-        <w:t>8. การวัดผลและประเมินผล</w:t>
+        <w:t>8. การ​วัดผล​และ​ประเมินผล</w:t>
       </w:r>
     </w:p>
     <w:p>
       <w:pPr>
         <w:spacing w:before="0" w:after="120" w:line="276" w:lineRule="auto"/>
-        <w:jc w:val="left"/>
+        <w:jc w:val="both"/>
       </w:pPr>
       <w:r>
         <w:rPr>
@@ -1496,15 +1496,15 @@
           <w:color w:val="000000"/>
           <w:sz w:val="30"/>
         </w:rPr>
-        <w:t xml:space="preserve">   8.1 การวัดผลเชิงระบบ: ทำการทดสอบเจาะระบบและตรวจแฮชรหัสผ่านผู้ดูแลระบบ 100% พร้อมทดลองสลับปิดเน็ตตรวจความคงทนของระบบออฟไลน์</w:t>
+        <w:t xml:space="preserve">   8.1 การ​วัดผล​เชิง​ระบบ: ทำการ​ทดสอบ​เจาะ​ระบบ​และ​ตรวจ​แฮ​ชร​หัส​ผ่าน​ผู้ดูแล​ระบบ 100​% พร้อม​ทดลอง​สลับ​ปิด​เน็ต​ตรวจ​ความคงทน​ของ​ระบบ​ออฟไลน์</w:t>
         <w:br/>
-        <w:t xml:space="preserve">   8.2 การวัดความพึงพอใจ: ทำการเก็บผลสัมฤทธิ์และแบบสอบถามความพอใจจากแอดมินครูสอน จำนวน 50 นาย โดยเกณฑ์เฉลี่ยต้องอยู่ในระดับดีมาก</w:t>
+        <w:t xml:space="preserve">   8.2 การ​วัด​ความพึงพอใจ: ทำการ​เก็บ​ผลสัมฤทธิ์​และ​แบบสอบถาม​ความพอใจ​จาก​แอดมิน​ครู​สอน จำนวน 50 นาย โดย​เกณฑ์​เฉลี่ย​ต้อง​อยู่​ใน​ระดับ​ดีมาก</w:t>
       </w:r>
     </w:p>
     <w:p>
       <w:pPr>
         <w:spacing w:before="200" w:after="80" w:line="276" w:lineRule="auto"/>
-        <w:jc w:val="left"/>
+        <w:jc w:val="both"/>
       </w:pPr>
       <w:r>
         <w:rPr>
@@ -1514,13 +1514,13 @@
           <w:color w:val="000000"/>
           <w:sz w:val="30"/>
         </w:rPr>
-        <w:t>9. สื่อและเอกสารประกอบการประเมินผล</w:t>
+        <w:t>9. สื่อ​และ​เอก​สารประกอบ​การประเมินผล</w:t>
       </w:r>
     </w:p>
     <w:p>
       <w:pPr>
         <w:spacing w:before="0" w:after="120" w:line="276" w:lineRule="auto"/>
-        <w:jc w:val="left"/>
+        <w:jc w:val="both"/>
       </w:pPr>
       <w:r>
         <w:rPr>
@@ -1530,17 +1530,17 @@
           <w:color w:val="000000"/>
           <w:sz w:val="30"/>
         </w:rPr>
-        <w:t xml:space="preserve">   9.1 แบบทดสอบความปลอดภัยซอฟต์แวร์ (Security Test Report)</w:t>
+        <w:t xml:space="preserve">   9.1 แบบทดสอบ​ความปลอดภัย​ซอฟต์แวร์ (Security Test Report)</w:t>
         <w:br/>
-        <w:t xml:space="preserve">   9.2 แบบประเมินผลความพึงพอใจการใช้ระบบตารางสอนดิจิทัล</w:t>
+        <w:t xml:space="preserve">   9.2 แบบ​ประเมินผล​ความพึงพอใจ​การ​ใช้​ระบบ​ตารางสอน​ดิจิทัล</w:t>
         <w:br/>
-        <w:t xml:space="preserve">   9.3 สรุปจำนวนชั่วโมงสอนจริงสะสมตามรายวิชา</w:t>
+        <w:t xml:space="preserve">   9.3 สรุป​จำนวน​ชั่วโมง​สอน​จริง​สะสม​ตาม​รายวิชา</w:t>
       </w:r>
     </w:p>
     <w:p>
       <w:pPr>
         <w:spacing w:before="200" w:after="80" w:line="276" w:lineRule="auto"/>
-        <w:jc w:val="left"/>
+        <w:jc w:val="both"/>
       </w:pPr>
       <w:r>
         <w:rPr>
@@ -1550,13 +1550,13 @@
           <w:color w:val="000000"/>
           <w:sz w:val="30"/>
         </w:rPr>
-        <w:t>10. ผลที่คาดว่าจะได้รับ</w:t>
+        <w:t>10. ผล​ที่​คาด​ว่า​จะ​ได้รับ</w:t>
       </w:r>
     </w:p>
     <w:p>
       <w:pPr>
         <w:spacing w:before="0" w:after="120" w:line="276" w:lineRule="auto"/>
-        <w:jc w:val="left"/>
+        <w:jc w:val="both"/>
       </w:pPr>
       <w:r>
         <w:rPr>
@@ -1566,11 +1566,11 @@
           <w:color w:val="000000"/>
           <w:sz w:val="30"/>
         </w:rPr>
-        <w:t xml:space="preserve">   10.1 มีระบบตารางเรียนเรียลไทม์คลาวด์ใช้งานใน รร.ขส.ขส.ทบ. ข้อมูลตารางถูกต้อง 100% ลดปัญหาเวลาเรียนชนกัน</w:t>
+        <w:t xml:space="preserve">   10.1 มีระบบ​ตารางเรียน​เรียลไทม์​คลาวด์​ใช้งาน​ใน รร.​ขส.ขส.ทบ. ข้อมูล​ตาราง​ถูกต้อง 100​% ลด​ปัญหา​เวลาเรียน​ชน​กัน</w:t>
         <w:br/>
-        <w:t xml:space="preserve">   10.2 ลดเวลาธุรการและค่าใช้จ่ายกระดาษในการจัดทำและเผยแพร่ตารางเรียนลงได้กว่าร้อยละ 90</w:t>
+        <w:t xml:space="preserve">   10.2 ลด​เวลา​ธุรการ​และ​ค่าใช้จ่าย​กระดาษ​ใน​การ​จัดทำ​และ​เผยแพร่​ตารางเรียน​ลง​ได้​กว่า​ร้อยละ 90</w:t>
         <w:br/>
-        <w:t xml:space="preserve">   10.3 รหัสผ่านผู้ใช้งานมีความปลอดภัยสูงตามพระราชบัญญัติคุ้มครองข้อมูลส่วนบุคคล (PDPA)</w:t>
+        <w:t xml:space="preserve">   10.3 รหัสผ่าน​ผู้ใช้งาน​มี​ความปลอดภัย​สูง​ตาม​พระราชบัญญัติ​คุ้มครอง​ข้อมูล​ส่วนบุคคล (PDPA)</w:t>
       </w:r>
     </w:p>
     <w:p/>
@@ -1603,7 +1603,7 @@
                 <w:color w:val="000000"/>
                 <w:sz w:val="28"/>
               </w:rPr>
-              <w:t>ลงชื่อ....................................................ผู้จัดทำโครงการ</w:t>
+              <w:t>ลงชื่อ​....................................................​ผู้จัดทำ​โครงการ</w:t>
               <w:br/>
             </w:r>
             <w:r>
@@ -1614,7 +1614,7 @@
                 <w:color w:val="000000"/>
                 <w:sz w:val="28"/>
               </w:rPr>
-              <w:t>( ณัฐพล พัฒนกุล )</w:t>
+              <w:t>( ณัฐพล พัฒน​กุล )</w:t>
               <w:br/>
             </w:r>
             <w:r>
@@ -1625,7 +1625,7 @@
                 <w:color w:val="000000"/>
                 <w:sz w:val="26"/>
               </w:rPr>
-              <w:t>ตำแหน่ง อจ.รร.ขส.ขส.ทบ.</w:t>
+              <w:t>ตำแหน่ง อจ.​รร.​ขส.ขส.ทบ.</w:t>
             </w:r>
           </w:p>
         </w:tc>
@@ -1645,7 +1645,7 @@
                 <w:color w:val="000000"/>
                 <w:sz w:val="28"/>
               </w:rPr>
-              <w:t>ลงชื่อ....................................................ผู้เห็นชอบโครงการ</w:t>
+              <w:t>ลงชื่อ​....................................................​ผู้​เห็นชอบ​โครงการ</w:t>
               <w:br/>
             </w:r>
             <w:r>
@@ -1656,7 +1656,7 @@
                 <w:color w:val="000000"/>
                 <w:sz w:val="28"/>
               </w:rPr>
-              <w:t>( นุรักษ์ ราชรักษ์ )</w:t>
+              <w:t>( นุ​รักษ์ ราช​รักษ์ )</w:t>
               <w:br/>
             </w:r>
             <w:r>
@@ -1667,7 +1667,7 @@
                 <w:color w:val="000000"/>
                 <w:sz w:val="26"/>
               </w:rPr>
-              <w:t>ตำแหน่ง อจ.หน.แผนกวิชาการขนส่ง รร.ขส.ขส.ทบ.</w:t>
+              <w:t>ตำแหน่ง อจ.​หน.​แผนก​วิชา​การขนส่ง รร.​ขส.ขส.ทบ.</w:t>
             </w:r>
           </w:p>
         </w:tc>

--- a/docs/CA002_project_proposal_timetable.docx
+++ b/docs/CA002_project_proposal_timetable.docx
@@ -203,7 +203,7 @@
           <w:color w:val="000000"/>
           <w:sz w:val="30"/>
         </w:rPr>
-        <w:t xml:space="preserve">   3.2 เป้าหมาย​เชิง​คุณภาพ: ความถูกต้อง​ของ​ข้อมูล​ชั่วโมง​เรียน​สะสม​และ​ระบบ​ตารางสอน​ปราศจาก​ข้อมูล​ชน​กัน​อยู่​ใน​ระดับ​ร้อยละ 100 และ​ความพึงพอใจ​ของ​กำลัง​พล​ผู้ใช้​ระบบ​เฉลี่ย​อยู่ในเกณฑ์​ดีมาก (มากกว่า​ร้อยละ 85)</w:t>
+        <w:t xml:space="preserve">   3.2 เป้าหมาย​เชิง​คุณภาพ: ความถูกต้อง​ของ​ข้อมูล​ชั่วโมง​เรียน​สะสม​และ​ระบบ​ตารางสอน​ปราศจาก​ข้อมูล​ชน​กัน​อยู่​ใน​ระดับ​ร้อยละ 100 และ​ความพึงพอใจ​ของ​กำลัง​พล​ผู้ใช้​ระบบ​เฉลี่ย​อยู่ในเกณฑ์​ดีมาก (ร้อยละ 80 - 89) ตาม​เกณฑ์​ประเมิน​กำลัง​พล​กองทัพบก พ.ศ. 2562</w:t>
       </w:r>
     </w:p>
     <w:p>
@@ -1498,7 +1498,7 @@
         </w:rPr>
         <w:t xml:space="preserve">   8.1 การ​วัดผล​เชิง​ระบบ: ทำการ​ทดสอบ​เจาะ​ระบบ​และ​ตรวจ​แฮ​ชร​หัส​ผ่าน​ผู้ดูแล​ระบบ 100​% พร้อม​ทดลอง​สลับ​ปิด​เน็ต​ตรวจ​ความคงทน​ของ​ระบบ​ออฟไลน์</w:t>
         <w:br/>
-        <w:t xml:space="preserve">   8.2 การ​วัด​ความพึงพอใจ: ทำการ​เก็บ​ผลสัมฤทธิ์​และ​แบบสอบถาม​ความพอใจ​จาก​แอดมิน​ครู​สอน จำนวน 50 นาย โดย​เกณฑ์​เฉลี่ย​ต้อง​อยู่​ใน​ระดับ​ดีมาก</w:t>
+        <w:t xml:space="preserve">   8.2 การ​วัด​ความพึงพอใจ: ทำ​การประเมิน​ความพึงพอใจ​การ​ใช้​ระบบ​ตารางสอน​ดิจิทัล​จาก​แอดมิน​และ​ครูผู้สอน​จำนวน 50 นาย โดย​ใช้​เครื่องมือ​แบบ​มาตราส่วน​ประมาณค่า 5 ระดับ (Likert Scale) แล้ว​คำนวณ​ผล​คะแนนเฉลี่ย​เป็น​ร้อยละ​เทียบ​กับ​เกณฑ์​มาตรฐาน​ตามระเบียบ​กองทัพบก ว่าด้วย​การ​ประเมินค่า​การ​ปฏิบัติงาน​กำลัง​พล​ของ​กองทัพบก พ.ศ. 2562 โดย​เกณฑ์​เฉลี่ย​ผล​ความพึงพอใจ​ต้อง​อยู่​ใน​ระดับ​ดีมาก (ร้อยละ 80 - 89)</w:t>
       </w:r>
     </w:p>
     <w:p>
